--- a/docs/Informe - documentar tareas de prueba.docx
+++ b/docs/Informe - documentar tareas de prueba.docx
@@ -203,40 +203,60 @@
       </w:pPr>
       <w:r>
         <w:rPr>
-          <w:rFonts w:ascii="Times New Roman" w:cs="Times New Roman" w:eastAsia="Times New Roman" w:hAnsi="Times New Roman"/>
-          <w:rtl w:val="0"/>
-        </w:rPr>
-        <w:t xml:space="preserve">Historia de usuario:</w:t>
-      </w:r>
-    </w:p>
-    <w:p>
-      <w:pPr>
-        <w:rPr>
-          <w:rFonts w:ascii="Times New Roman" w:cs="Times New Roman" w:eastAsia="Times New Roman" w:hAnsi="Times New Roman"/>
-        </w:rPr>
-      </w:pPr>
-      <w:r>
-        <w:rPr>
-          <w:rFonts w:ascii="Times New Roman" w:cs="Times New Roman" w:eastAsia="Times New Roman" w:hAnsi="Times New Roman"/>
-          <w:rtl w:val="0"/>
-        </w:rPr>
-        <w:t xml:space="preserve">Como afiliado, quiero ver mi plan nutricional para saber qué debo comer cada día según mi objetivo.</w:t>
-      </w:r>
-    </w:p>
-    <w:p>
-      <w:pPr>
-        <w:rPr>
-          <w:rFonts w:ascii="Times New Roman" w:cs="Times New Roman" w:eastAsia="Times New Roman" w:hAnsi="Times New Roman"/>
-        </w:rPr>
-      </w:pPr>
-      <w:r>
-        <w:rPr>
-          <w:rFonts w:ascii="Times New Roman" w:cs="Times New Roman" w:eastAsia="Times New Roman" w:hAnsi="Times New Roman"/>
-          <w:rtl w:val="0"/>
-        </w:rPr>
-        <w:t xml:space="preserve">Objetivo de la prueba:</w:t>
-        <w:br w:type="textWrapping"/>
-        <w:t xml:space="preserve"> Comprobar que un afiliado con un plan nutricional asignado pueda consultar correctamente su alimentación desde la aplicación móvil y navegar por la información correspondiente a cada día.</w:t>
+          <w:rtl w:val="0"/>
+        </w:rPr>
+      </w:r>
+    </w:p>
+    <w:p>
+      <w:pPr>
+        <w:rPr>
+          <w:rFonts w:ascii="Times New Roman" w:cs="Times New Roman" w:eastAsia="Times New Roman" w:hAnsi="Times New Roman"/>
+        </w:rPr>
+      </w:pPr>
+      <w:r>
+        <w:rPr>
+          <w:rFonts w:ascii="Times New Roman" w:cs="Times New Roman" w:eastAsia="Times New Roman" w:hAnsi="Times New Roman"/>
+          <w:rtl w:val="0"/>
+        </w:rPr>
+        <w:t xml:space="preserve">Historia de usuario: Como afiliado, quiero ver mi plan nutricional para saber qué debo comer cada día según mi objetivo.</w:t>
+      </w:r>
+    </w:p>
+    <w:p>
+      <w:pPr>
+        <w:rPr>
+          <w:rFonts w:ascii="Times New Roman" w:cs="Times New Roman" w:eastAsia="Times New Roman" w:hAnsi="Times New Roman"/>
+        </w:rPr>
+      </w:pPr>
+      <w:r>
+        <w:rPr>
+          <w:rtl w:val="0"/>
+        </w:rPr>
+      </w:r>
+    </w:p>
+    <w:p>
+      <w:pPr>
+        <w:rPr>
+          <w:rFonts w:ascii="Times New Roman" w:cs="Times New Roman" w:eastAsia="Times New Roman" w:hAnsi="Times New Roman"/>
+        </w:rPr>
+      </w:pPr>
+      <w:r>
+        <w:rPr>
+          <w:rFonts w:ascii="Times New Roman" w:cs="Times New Roman" w:eastAsia="Times New Roman" w:hAnsi="Times New Roman"/>
+          <w:rtl w:val="0"/>
+        </w:rPr>
+        <w:t xml:space="preserve">Objetivo de la prueba: Comprobar que un afiliado con un plan nutricional asignado pueda consultar correctamente su alimentación desde la aplicación móvil y navegar por la información correspondiente a cada día.</w:t>
+      </w:r>
+    </w:p>
+    <w:p>
+      <w:pPr>
+        <w:rPr>
+          <w:rFonts w:ascii="Times New Roman" w:cs="Times New Roman" w:eastAsia="Times New Roman" w:hAnsi="Times New Roman"/>
+        </w:rPr>
+      </w:pPr>
+      <w:r>
+        <w:rPr>
+          <w:rtl w:val="0"/>
+        </w:rPr>
       </w:r>
     </w:p>
     <w:p>
@@ -251,6 +271,18 @@
           <w:rtl w:val="0"/>
         </w:rPr>
         <w:t xml:space="preserve">Precondiciones</w:t>
+      </w:r>
+    </w:p>
+    <w:p>
+      <w:pPr>
+        <w:rPr>
+          <w:rFonts w:ascii="Times New Roman" w:cs="Times New Roman" w:eastAsia="Times New Roman" w:hAnsi="Times New Roman"/>
+        </w:rPr>
+      </w:pPr>
+      <w:r>
+        <w:rPr>
+          <w:rtl w:val="0"/>
+        </w:rPr>
       </w:r>
     </w:p>
     <w:p>
@@ -341,12 +373,16 @@
     </w:p>
     <w:p>
       <w:pPr>
-        <w:rPr/>
-      </w:pPr>
-      <w:r>
-        <w:rPr>
-          <w:rtl w:val="0"/>
-        </w:rPr>
+        <w:rPr>
+          <w:rFonts w:ascii="Times New Roman" w:cs="Times New Roman" w:eastAsia="Times New Roman" w:hAnsi="Times New Roman"/>
+        </w:rPr>
+      </w:pPr>
+      <w:r>
+        <w:rPr>
+          <w:rFonts w:ascii="Times New Roman" w:cs="Times New Roman" w:eastAsia="Times New Roman" w:hAnsi="Times New Roman"/>
+          <w:rtl w:val="0"/>
+        </w:rPr>
+        <w:t xml:space="preserve">Caso de prueba:</w:t>
       </w:r>
     </w:p>
     <w:p>
@@ -362,6 +398,2827 @@
     <w:tbl>
       <w:tblPr>
         <w:tblStyle w:val="Table1"/>
+        <w:tblW w:w="8925.0" w:type="dxa"/>
+        <w:jc w:val="left"/>
+        <w:tblBorders>
+          <w:top w:color="000000" w:space="0" w:sz="8" w:val="single"/>
+          <w:left w:color="000000" w:space="0" w:sz="8" w:val="single"/>
+          <w:bottom w:color="000000" w:space="0" w:sz="8" w:val="single"/>
+          <w:right w:color="000000" w:space="0" w:sz="8" w:val="single"/>
+          <w:insideH w:color="000000" w:space="0" w:sz="8" w:val="single"/>
+          <w:insideV w:color="000000" w:space="0" w:sz="8" w:val="single"/>
+        </w:tblBorders>
+        <w:tblLayout w:type="fixed"/>
+        <w:tblLook w:val="0600"/>
+      </w:tblPr>
+      <w:tblGrid>
+        <w:gridCol w:w="1275"/>
+        <w:gridCol w:w="1275"/>
+        <w:gridCol w:w="1500"/>
+        <w:gridCol w:w="1050"/>
+        <w:gridCol w:w="1275"/>
+        <w:gridCol w:w="1275"/>
+        <w:gridCol w:w="1275"/>
+        <w:tblGridChange w:id="0">
+          <w:tblGrid>
+            <w:gridCol w:w="1275"/>
+            <w:gridCol w:w="1275"/>
+            <w:gridCol w:w="1500"/>
+            <w:gridCol w:w="1050"/>
+            <w:gridCol w:w="1275"/>
+            <w:gridCol w:w="1275"/>
+            <w:gridCol w:w="1275"/>
+          </w:tblGrid>
+        </w:tblGridChange>
+      </w:tblGrid>
+      <w:tr>
+        <w:trPr>
+          <w:cantSplit w:val="0"/>
+          <w:tblHeader w:val="0"/>
+        </w:trPr>
+        <w:tc>
+          <w:tcPr>
+            <w:shd w:fill="auto" w:val="clear"/>
+            <w:tcMar>
+              <w:top w:w="100.0" w:type="dxa"/>
+              <w:left w:w="100.0" w:type="dxa"/>
+              <w:bottom w:w="100.0" w:type="dxa"/>
+              <w:right w:w="100.0" w:type="dxa"/>
+            </w:tcMar>
+            <w:vAlign w:val="top"/>
+          </w:tcPr>
+          <w:p>
+            <w:pPr>
+              <w:keepNext w:val="0"/>
+              <w:keepLines w:val="0"/>
+              <w:pageBreakBefore w:val="0"/>
+              <w:widowControl w:val="0"/>
+              <w:pBdr>
+                <w:top w:space="0" w:sz="0" w:val="nil"/>
+                <w:left w:space="0" w:sz="0" w:val="nil"/>
+                <w:bottom w:space="0" w:sz="0" w:val="nil"/>
+                <w:right w:space="0" w:sz="0" w:val="nil"/>
+                <w:between w:space="0" w:sz="0" w:val="nil"/>
+              </w:pBdr>
+              <w:shd w:fill="auto" w:val="clear"/>
+              <w:spacing w:after="0" w:before="0" w:line="240" w:lineRule="auto"/>
+              <w:ind w:left="0" w:right="0" w:firstLine="0"/>
+              <w:jc w:val="left"/>
+              <w:rPr>
+                <w:rFonts w:ascii="Times New Roman" w:cs="Times New Roman" w:eastAsia="Times New Roman" w:hAnsi="Times New Roman"/>
+              </w:rPr>
+            </w:pPr>
+            <w:r>
+              <w:rPr>
+                <w:rFonts w:ascii="Times New Roman" w:cs="Times New Roman" w:eastAsia="Times New Roman" w:hAnsi="Times New Roman"/>
+                <w:rtl w:val="0"/>
+              </w:rPr>
+              <w:t xml:space="preserve">ID</w:t>
+            </w:r>
+          </w:p>
+        </w:tc>
+        <w:tc>
+          <w:tcPr>
+            <w:shd w:fill="auto" w:val="clear"/>
+            <w:tcMar>
+              <w:top w:w="100.0" w:type="dxa"/>
+              <w:left w:w="100.0" w:type="dxa"/>
+              <w:bottom w:w="100.0" w:type="dxa"/>
+              <w:right w:w="100.0" w:type="dxa"/>
+            </w:tcMar>
+            <w:vAlign w:val="top"/>
+          </w:tcPr>
+          <w:p>
+            <w:pPr>
+              <w:keepNext w:val="0"/>
+              <w:keepLines w:val="0"/>
+              <w:pageBreakBefore w:val="0"/>
+              <w:widowControl w:val="0"/>
+              <w:pBdr>
+                <w:top w:space="0" w:sz="0" w:val="nil"/>
+                <w:left w:space="0" w:sz="0" w:val="nil"/>
+                <w:bottom w:space="0" w:sz="0" w:val="nil"/>
+                <w:right w:space="0" w:sz="0" w:val="nil"/>
+                <w:between w:space="0" w:sz="0" w:val="nil"/>
+              </w:pBdr>
+              <w:shd w:fill="auto" w:val="clear"/>
+              <w:spacing w:after="0" w:before="0" w:line="240" w:lineRule="auto"/>
+              <w:ind w:left="0" w:right="0" w:firstLine="0"/>
+              <w:jc w:val="left"/>
+              <w:rPr>
+                <w:rFonts w:ascii="Times New Roman" w:cs="Times New Roman" w:eastAsia="Times New Roman" w:hAnsi="Times New Roman"/>
+              </w:rPr>
+            </w:pPr>
+            <w:r>
+              <w:rPr>
+                <w:rFonts w:ascii="Times New Roman" w:cs="Times New Roman" w:eastAsia="Times New Roman" w:hAnsi="Times New Roman"/>
+                <w:rtl w:val="0"/>
+              </w:rPr>
+              <w:t xml:space="preserve">Caso de prueba </w:t>
+            </w:r>
+          </w:p>
+        </w:tc>
+        <w:tc>
+          <w:tcPr>
+            <w:shd w:fill="auto" w:val="clear"/>
+            <w:tcMar>
+              <w:top w:w="100.0" w:type="dxa"/>
+              <w:left w:w="100.0" w:type="dxa"/>
+              <w:bottom w:w="100.0" w:type="dxa"/>
+              <w:right w:w="100.0" w:type="dxa"/>
+            </w:tcMar>
+            <w:vAlign w:val="top"/>
+          </w:tcPr>
+          <w:p>
+            <w:pPr>
+              <w:keepNext w:val="0"/>
+              <w:keepLines w:val="0"/>
+              <w:pageBreakBefore w:val="0"/>
+              <w:widowControl w:val="0"/>
+              <w:pBdr>
+                <w:top w:space="0" w:sz="0" w:val="nil"/>
+                <w:left w:space="0" w:sz="0" w:val="nil"/>
+                <w:bottom w:space="0" w:sz="0" w:val="nil"/>
+                <w:right w:space="0" w:sz="0" w:val="nil"/>
+                <w:between w:space="0" w:sz="0" w:val="nil"/>
+              </w:pBdr>
+              <w:shd w:fill="auto" w:val="clear"/>
+              <w:spacing w:after="0" w:before="0" w:line="240" w:lineRule="auto"/>
+              <w:ind w:left="0" w:right="0" w:firstLine="0"/>
+              <w:jc w:val="left"/>
+              <w:rPr>
+                <w:rFonts w:ascii="Times New Roman" w:cs="Times New Roman" w:eastAsia="Times New Roman" w:hAnsi="Times New Roman"/>
+              </w:rPr>
+            </w:pPr>
+            <w:r>
+              <w:rPr>
+                <w:rFonts w:ascii="Times New Roman" w:cs="Times New Roman" w:eastAsia="Times New Roman" w:hAnsi="Times New Roman"/>
+                <w:rtl w:val="0"/>
+              </w:rPr>
+              <w:t xml:space="preserve">Precondición </w:t>
+            </w:r>
+          </w:p>
+        </w:tc>
+        <w:tc>
+          <w:tcPr>
+            <w:shd w:fill="auto" w:val="clear"/>
+            <w:tcMar>
+              <w:top w:w="100.0" w:type="dxa"/>
+              <w:left w:w="100.0" w:type="dxa"/>
+              <w:bottom w:w="100.0" w:type="dxa"/>
+              <w:right w:w="100.0" w:type="dxa"/>
+            </w:tcMar>
+            <w:vAlign w:val="top"/>
+          </w:tcPr>
+          <w:p>
+            <w:pPr>
+              <w:keepNext w:val="0"/>
+              <w:keepLines w:val="0"/>
+              <w:pageBreakBefore w:val="0"/>
+              <w:widowControl w:val="0"/>
+              <w:pBdr>
+                <w:top w:space="0" w:sz="0" w:val="nil"/>
+                <w:left w:space="0" w:sz="0" w:val="nil"/>
+                <w:bottom w:space="0" w:sz="0" w:val="nil"/>
+                <w:right w:space="0" w:sz="0" w:val="nil"/>
+                <w:between w:space="0" w:sz="0" w:val="nil"/>
+              </w:pBdr>
+              <w:shd w:fill="auto" w:val="clear"/>
+              <w:spacing w:after="0" w:before="0" w:line="240" w:lineRule="auto"/>
+              <w:ind w:left="0" w:right="0" w:firstLine="0"/>
+              <w:jc w:val="left"/>
+              <w:rPr>
+                <w:rFonts w:ascii="Times New Roman" w:cs="Times New Roman" w:eastAsia="Times New Roman" w:hAnsi="Times New Roman"/>
+              </w:rPr>
+            </w:pPr>
+            <w:r>
+              <w:rPr>
+                <w:rFonts w:ascii="Times New Roman" w:cs="Times New Roman" w:eastAsia="Times New Roman" w:hAnsi="Times New Roman"/>
+                <w:rtl w:val="0"/>
+              </w:rPr>
+              <w:t xml:space="preserve">Acción </w:t>
+            </w:r>
+          </w:p>
+        </w:tc>
+        <w:tc>
+          <w:tcPr>
+            <w:shd w:fill="auto" w:val="clear"/>
+            <w:tcMar>
+              <w:top w:w="100.0" w:type="dxa"/>
+              <w:left w:w="100.0" w:type="dxa"/>
+              <w:bottom w:w="100.0" w:type="dxa"/>
+              <w:right w:w="100.0" w:type="dxa"/>
+            </w:tcMar>
+            <w:vAlign w:val="top"/>
+          </w:tcPr>
+          <w:p>
+            <w:pPr>
+              <w:keepNext w:val="0"/>
+              <w:keepLines w:val="0"/>
+              <w:pageBreakBefore w:val="0"/>
+              <w:widowControl w:val="0"/>
+              <w:pBdr>
+                <w:top w:space="0" w:sz="0" w:val="nil"/>
+                <w:left w:space="0" w:sz="0" w:val="nil"/>
+                <w:bottom w:space="0" w:sz="0" w:val="nil"/>
+                <w:right w:space="0" w:sz="0" w:val="nil"/>
+                <w:between w:space="0" w:sz="0" w:val="nil"/>
+              </w:pBdr>
+              <w:shd w:fill="auto" w:val="clear"/>
+              <w:spacing w:after="0" w:before="0" w:line="240" w:lineRule="auto"/>
+              <w:ind w:left="0" w:right="0" w:firstLine="0"/>
+              <w:jc w:val="left"/>
+              <w:rPr>
+                <w:rFonts w:ascii="Times New Roman" w:cs="Times New Roman" w:eastAsia="Times New Roman" w:hAnsi="Times New Roman"/>
+              </w:rPr>
+            </w:pPr>
+            <w:r>
+              <w:rPr>
+                <w:rFonts w:ascii="Times New Roman" w:cs="Times New Roman" w:eastAsia="Times New Roman" w:hAnsi="Times New Roman"/>
+                <w:rtl w:val="0"/>
+              </w:rPr>
+              <w:t xml:space="preserve">Resultado esperado</w:t>
+            </w:r>
+          </w:p>
+        </w:tc>
+        <w:tc>
+          <w:tcPr>
+            <w:shd w:fill="auto" w:val="clear"/>
+            <w:tcMar>
+              <w:top w:w="100.0" w:type="dxa"/>
+              <w:left w:w="100.0" w:type="dxa"/>
+              <w:bottom w:w="100.0" w:type="dxa"/>
+              <w:right w:w="100.0" w:type="dxa"/>
+            </w:tcMar>
+            <w:vAlign w:val="top"/>
+          </w:tcPr>
+          <w:p>
+            <w:pPr>
+              <w:keepNext w:val="0"/>
+              <w:keepLines w:val="0"/>
+              <w:pageBreakBefore w:val="0"/>
+              <w:widowControl w:val="0"/>
+              <w:pBdr>
+                <w:top w:space="0" w:sz="0" w:val="nil"/>
+                <w:left w:space="0" w:sz="0" w:val="nil"/>
+                <w:bottom w:space="0" w:sz="0" w:val="nil"/>
+                <w:right w:space="0" w:sz="0" w:val="nil"/>
+                <w:between w:space="0" w:sz="0" w:val="nil"/>
+              </w:pBdr>
+              <w:shd w:fill="auto" w:val="clear"/>
+              <w:spacing w:after="0" w:before="0" w:line="240" w:lineRule="auto"/>
+              <w:ind w:left="0" w:right="0" w:firstLine="0"/>
+              <w:jc w:val="left"/>
+              <w:rPr>
+                <w:rFonts w:ascii="Times New Roman" w:cs="Times New Roman" w:eastAsia="Times New Roman" w:hAnsi="Times New Roman"/>
+              </w:rPr>
+            </w:pPr>
+            <w:r>
+              <w:rPr>
+                <w:rFonts w:ascii="Times New Roman" w:cs="Times New Roman" w:eastAsia="Times New Roman" w:hAnsi="Times New Roman"/>
+                <w:rtl w:val="0"/>
+              </w:rPr>
+              <w:t xml:space="preserve">Resultado obtenido </w:t>
+            </w:r>
+          </w:p>
+        </w:tc>
+        <w:tc>
+          <w:tcPr>
+            <w:shd w:fill="auto" w:val="clear"/>
+            <w:tcMar>
+              <w:top w:w="100.0" w:type="dxa"/>
+              <w:left w:w="100.0" w:type="dxa"/>
+              <w:bottom w:w="100.0" w:type="dxa"/>
+              <w:right w:w="100.0" w:type="dxa"/>
+            </w:tcMar>
+            <w:vAlign w:val="top"/>
+          </w:tcPr>
+          <w:p>
+            <w:pPr>
+              <w:keepNext w:val="0"/>
+              <w:keepLines w:val="0"/>
+              <w:pageBreakBefore w:val="0"/>
+              <w:widowControl w:val="0"/>
+              <w:pBdr>
+                <w:top w:space="0" w:sz="0" w:val="nil"/>
+                <w:left w:space="0" w:sz="0" w:val="nil"/>
+                <w:bottom w:space="0" w:sz="0" w:val="nil"/>
+                <w:right w:space="0" w:sz="0" w:val="nil"/>
+                <w:between w:space="0" w:sz="0" w:val="nil"/>
+              </w:pBdr>
+              <w:shd w:fill="auto" w:val="clear"/>
+              <w:spacing w:after="0" w:before="0" w:line="240" w:lineRule="auto"/>
+              <w:ind w:left="0" w:right="0" w:firstLine="0"/>
+              <w:jc w:val="left"/>
+              <w:rPr>
+                <w:rFonts w:ascii="Times New Roman" w:cs="Times New Roman" w:eastAsia="Times New Roman" w:hAnsi="Times New Roman"/>
+              </w:rPr>
+            </w:pPr>
+            <w:r>
+              <w:rPr>
+                <w:rFonts w:ascii="Times New Roman" w:cs="Times New Roman" w:eastAsia="Times New Roman" w:hAnsi="Times New Roman"/>
+                <w:rtl w:val="0"/>
+              </w:rPr>
+              <w:t xml:space="preserve">Estado </w:t>
+            </w:r>
+          </w:p>
+        </w:tc>
+      </w:tr>
+      <w:tr>
+        <w:trPr>
+          <w:cantSplit w:val="0"/>
+          <w:tblHeader w:val="0"/>
+        </w:trPr>
+        <w:tc>
+          <w:tcPr>
+            <w:shd w:fill="auto" w:val="clear"/>
+            <w:tcMar>
+              <w:top w:w="100.0" w:type="dxa"/>
+              <w:left w:w="100.0" w:type="dxa"/>
+              <w:bottom w:w="100.0" w:type="dxa"/>
+              <w:right w:w="100.0" w:type="dxa"/>
+            </w:tcMar>
+            <w:vAlign w:val="top"/>
+          </w:tcPr>
+          <w:p>
+            <w:pPr>
+              <w:keepNext w:val="0"/>
+              <w:keepLines w:val="0"/>
+              <w:pageBreakBefore w:val="0"/>
+              <w:widowControl w:val="0"/>
+              <w:pBdr>
+                <w:top w:space="0" w:sz="0" w:val="nil"/>
+                <w:left w:space="0" w:sz="0" w:val="nil"/>
+                <w:bottom w:space="0" w:sz="0" w:val="nil"/>
+                <w:right w:space="0" w:sz="0" w:val="nil"/>
+                <w:between w:space="0" w:sz="0" w:val="nil"/>
+              </w:pBdr>
+              <w:shd w:fill="auto" w:val="clear"/>
+              <w:spacing w:after="0" w:before="0" w:line="240" w:lineRule="auto"/>
+              <w:ind w:left="0" w:right="0" w:firstLine="0"/>
+              <w:jc w:val="left"/>
+              <w:rPr>
+                <w:rFonts w:ascii="Times New Roman" w:cs="Times New Roman" w:eastAsia="Times New Roman" w:hAnsi="Times New Roman"/>
+              </w:rPr>
+            </w:pPr>
+            <w:r>
+              <w:rPr>
+                <w:rFonts w:ascii="Times New Roman" w:cs="Times New Roman" w:eastAsia="Times New Roman" w:hAnsi="Times New Roman"/>
+                <w:rtl w:val="0"/>
+              </w:rPr>
+              <w:t xml:space="preserve">PN-01 </w:t>
+            </w:r>
+          </w:p>
+        </w:tc>
+        <w:tc>
+          <w:tcPr>
+            <w:shd w:fill="auto" w:val="clear"/>
+            <w:tcMar>
+              <w:top w:w="100.0" w:type="dxa"/>
+              <w:left w:w="100.0" w:type="dxa"/>
+              <w:bottom w:w="100.0" w:type="dxa"/>
+              <w:right w:w="100.0" w:type="dxa"/>
+            </w:tcMar>
+            <w:vAlign w:val="top"/>
+          </w:tcPr>
+          <w:p>
+            <w:pPr>
+              <w:keepNext w:val="0"/>
+              <w:keepLines w:val="0"/>
+              <w:pageBreakBefore w:val="0"/>
+              <w:widowControl w:val="0"/>
+              <w:pBdr>
+                <w:top w:space="0" w:sz="0" w:val="nil"/>
+                <w:left w:space="0" w:sz="0" w:val="nil"/>
+                <w:bottom w:space="0" w:sz="0" w:val="nil"/>
+                <w:right w:space="0" w:sz="0" w:val="nil"/>
+                <w:between w:space="0" w:sz="0" w:val="nil"/>
+              </w:pBdr>
+              <w:shd w:fill="auto" w:val="clear"/>
+              <w:spacing w:after="0" w:before="0" w:line="240" w:lineRule="auto"/>
+              <w:ind w:left="0" w:right="0" w:firstLine="0"/>
+              <w:jc w:val="left"/>
+              <w:rPr>
+                <w:rFonts w:ascii="Times New Roman" w:cs="Times New Roman" w:eastAsia="Times New Roman" w:hAnsi="Times New Roman"/>
+              </w:rPr>
+            </w:pPr>
+            <w:r>
+              <w:rPr>
+                <w:rFonts w:ascii="Times New Roman" w:cs="Times New Roman" w:eastAsia="Times New Roman" w:hAnsi="Times New Roman"/>
+                <w:rtl w:val="0"/>
+              </w:rPr>
+              <w:t xml:space="preserve">Acceso al plan nutricional </w:t>
+            </w:r>
+          </w:p>
+        </w:tc>
+        <w:tc>
+          <w:tcPr>
+            <w:shd w:fill="auto" w:val="clear"/>
+            <w:tcMar>
+              <w:top w:w="100.0" w:type="dxa"/>
+              <w:left w:w="100.0" w:type="dxa"/>
+              <w:bottom w:w="100.0" w:type="dxa"/>
+              <w:right w:w="100.0" w:type="dxa"/>
+            </w:tcMar>
+            <w:vAlign w:val="top"/>
+          </w:tcPr>
+          <w:p>
+            <w:pPr>
+              <w:keepNext w:val="0"/>
+              <w:keepLines w:val="0"/>
+              <w:pageBreakBefore w:val="0"/>
+              <w:widowControl w:val="0"/>
+              <w:pBdr>
+                <w:top w:space="0" w:sz="0" w:val="nil"/>
+                <w:left w:space="0" w:sz="0" w:val="nil"/>
+                <w:bottom w:space="0" w:sz="0" w:val="nil"/>
+                <w:right w:space="0" w:sz="0" w:val="nil"/>
+                <w:between w:space="0" w:sz="0" w:val="nil"/>
+              </w:pBdr>
+              <w:shd w:fill="auto" w:val="clear"/>
+              <w:spacing w:after="0" w:before="0" w:line="240" w:lineRule="auto"/>
+              <w:ind w:left="0" w:right="0" w:firstLine="0"/>
+              <w:jc w:val="left"/>
+              <w:rPr>
+                <w:rFonts w:ascii="Times New Roman" w:cs="Times New Roman" w:eastAsia="Times New Roman" w:hAnsi="Times New Roman"/>
+              </w:rPr>
+            </w:pPr>
+            <w:r>
+              <w:rPr>
+                <w:rFonts w:ascii="Times New Roman" w:cs="Times New Roman" w:eastAsia="Times New Roman" w:hAnsi="Times New Roman"/>
+                <w:rtl w:val="0"/>
+              </w:rPr>
+              <w:t xml:space="preserve">Afiliado con dieta asignada </w:t>
+            </w:r>
+          </w:p>
+        </w:tc>
+        <w:tc>
+          <w:tcPr>
+            <w:shd w:fill="auto" w:val="clear"/>
+            <w:tcMar>
+              <w:top w:w="100.0" w:type="dxa"/>
+              <w:left w:w="100.0" w:type="dxa"/>
+              <w:bottom w:w="100.0" w:type="dxa"/>
+              <w:right w:w="100.0" w:type="dxa"/>
+            </w:tcMar>
+            <w:vAlign w:val="top"/>
+          </w:tcPr>
+          <w:p>
+            <w:pPr>
+              <w:keepNext w:val="0"/>
+              <w:keepLines w:val="0"/>
+              <w:pageBreakBefore w:val="0"/>
+              <w:widowControl w:val="0"/>
+              <w:pBdr>
+                <w:top w:space="0" w:sz="0" w:val="nil"/>
+                <w:left w:space="0" w:sz="0" w:val="nil"/>
+                <w:bottom w:space="0" w:sz="0" w:val="nil"/>
+                <w:right w:space="0" w:sz="0" w:val="nil"/>
+                <w:between w:space="0" w:sz="0" w:val="nil"/>
+              </w:pBdr>
+              <w:shd w:fill="auto" w:val="clear"/>
+              <w:spacing w:after="0" w:before="0" w:line="240" w:lineRule="auto"/>
+              <w:ind w:left="0" w:right="0" w:firstLine="0"/>
+              <w:jc w:val="left"/>
+              <w:rPr>
+                <w:rFonts w:ascii="Times New Roman" w:cs="Times New Roman" w:eastAsia="Times New Roman" w:hAnsi="Times New Roman"/>
+              </w:rPr>
+            </w:pPr>
+            <w:r>
+              <w:rPr>
+                <w:rFonts w:ascii="Times New Roman" w:cs="Times New Roman" w:eastAsia="Times New Roman" w:hAnsi="Times New Roman"/>
+                <w:rtl w:val="0"/>
+              </w:rPr>
+              <w:t xml:space="preserve">Iniciar sesión y acceder al módulo nutricional </w:t>
+            </w:r>
+          </w:p>
+        </w:tc>
+        <w:tc>
+          <w:tcPr>
+            <w:shd w:fill="auto" w:val="clear"/>
+            <w:tcMar>
+              <w:top w:w="100.0" w:type="dxa"/>
+              <w:left w:w="100.0" w:type="dxa"/>
+              <w:bottom w:w="100.0" w:type="dxa"/>
+              <w:right w:w="100.0" w:type="dxa"/>
+            </w:tcMar>
+            <w:vAlign w:val="top"/>
+          </w:tcPr>
+          <w:p>
+            <w:pPr>
+              <w:keepNext w:val="0"/>
+              <w:keepLines w:val="0"/>
+              <w:pageBreakBefore w:val="0"/>
+              <w:widowControl w:val="0"/>
+              <w:pBdr>
+                <w:top w:space="0" w:sz="0" w:val="nil"/>
+                <w:left w:space="0" w:sz="0" w:val="nil"/>
+                <w:bottom w:space="0" w:sz="0" w:val="nil"/>
+                <w:right w:space="0" w:sz="0" w:val="nil"/>
+                <w:between w:space="0" w:sz="0" w:val="nil"/>
+              </w:pBdr>
+              <w:shd w:fill="auto" w:val="clear"/>
+              <w:spacing w:after="0" w:before="0" w:line="240" w:lineRule="auto"/>
+              <w:ind w:left="0" w:right="0" w:firstLine="0"/>
+              <w:jc w:val="left"/>
+              <w:rPr/>
+            </w:pPr>
+            <w:r>
+              <w:rPr>
+                <w:rtl w:val="0"/>
+              </w:rPr>
+              <w:t xml:space="preserve">Se muestra el plan asignado </w:t>
+            </w:r>
+          </w:p>
+        </w:tc>
+        <w:tc>
+          <w:tcPr>
+            <w:shd w:fill="auto" w:val="clear"/>
+            <w:tcMar>
+              <w:top w:w="100.0" w:type="dxa"/>
+              <w:left w:w="100.0" w:type="dxa"/>
+              <w:bottom w:w="100.0" w:type="dxa"/>
+              <w:right w:w="100.0" w:type="dxa"/>
+            </w:tcMar>
+            <w:vAlign w:val="top"/>
+          </w:tcPr>
+          <w:p>
+            <w:pPr>
+              <w:keepNext w:val="0"/>
+              <w:keepLines w:val="0"/>
+              <w:pageBreakBefore w:val="0"/>
+              <w:widowControl w:val="0"/>
+              <w:pBdr>
+                <w:top w:space="0" w:sz="0" w:val="nil"/>
+                <w:left w:space="0" w:sz="0" w:val="nil"/>
+                <w:bottom w:space="0" w:sz="0" w:val="nil"/>
+                <w:right w:space="0" w:sz="0" w:val="nil"/>
+                <w:between w:space="0" w:sz="0" w:val="nil"/>
+              </w:pBdr>
+              <w:shd w:fill="auto" w:val="clear"/>
+              <w:spacing w:after="0" w:before="0" w:line="240" w:lineRule="auto"/>
+              <w:ind w:left="0" w:right="0" w:firstLine="0"/>
+              <w:jc w:val="left"/>
+              <w:rPr/>
+            </w:pPr>
+            <w:r>
+              <w:rPr>
+                <w:rtl w:val="0"/>
+              </w:rPr>
+            </w:r>
+          </w:p>
+        </w:tc>
+        <w:tc>
+          <w:tcPr>
+            <w:shd w:fill="auto" w:val="clear"/>
+            <w:tcMar>
+              <w:top w:w="100.0" w:type="dxa"/>
+              <w:left w:w="100.0" w:type="dxa"/>
+              <w:bottom w:w="100.0" w:type="dxa"/>
+              <w:right w:w="100.0" w:type="dxa"/>
+            </w:tcMar>
+            <w:vAlign w:val="top"/>
+          </w:tcPr>
+          <w:p>
+            <w:pPr>
+              <w:keepNext w:val="0"/>
+              <w:keepLines w:val="0"/>
+              <w:pageBreakBefore w:val="0"/>
+              <w:widowControl w:val="0"/>
+              <w:pBdr>
+                <w:top w:space="0" w:sz="0" w:val="nil"/>
+                <w:left w:space="0" w:sz="0" w:val="nil"/>
+                <w:bottom w:space="0" w:sz="0" w:val="nil"/>
+                <w:right w:space="0" w:sz="0" w:val="nil"/>
+                <w:between w:space="0" w:sz="0" w:val="nil"/>
+              </w:pBdr>
+              <w:shd w:fill="auto" w:val="clear"/>
+              <w:spacing w:after="0" w:before="0" w:line="240" w:lineRule="auto"/>
+              <w:ind w:left="0" w:right="0" w:firstLine="0"/>
+              <w:jc w:val="left"/>
+              <w:rPr/>
+            </w:pPr>
+            <w:r>
+              <w:rPr>
+                <w:rtl w:val="0"/>
+              </w:rPr>
+            </w:r>
+          </w:p>
+        </w:tc>
+      </w:tr>
+      <w:tr>
+        <w:trPr>
+          <w:cantSplit w:val="0"/>
+          <w:tblHeader w:val="0"/>
+        </w:trPr>
+        <w:tc>
+          <w:tcPr>
+            <w:shd w:fill="auto" w:val="clear"/>
+            <w:tcMar>
+              <w:top w:w="100.0" w:type="dxa"/>
+              <w:left w:w="100.0" w:type="dxa"/>
+              <w:bottom w:w="100.0" w:type="dxa"/>
+              <w:right w:w="100.0" w:type="dxa"/>
+            </w:tcMar>
+            <w:vAlign w:val="top"/>
+          </w:tcPr>
+          <w:p>
+            <w:pPr>
+              <w:keepNext w:val="0"/>
+              <w:keepLines w:val="0"/>
+              <w:pageBreakBefore w:val="0"/>
+              <w:widowControl w:val="0"/>
+              <w:pBdr>
+                <w:top w:space="0" w:sz="0" w:val="nil"/>
+                <w:left w:space="0" w:sz="0" w:val="nil"/>
+                <w:bottom w:space="0" w:sz="0" w:val="nil"/>
+                <w:right w:space="0" w:sz="0" w:val="nil"/>
+                <w:between w:space="0" w:sz="0" w:val="nil"/>
+              </w:pBdr>
+              <w:shd w:fill="auto" w:val="clear"/>
+              <w:spacing w:after="0" w:before="0" w:line="240" w:lineRule="auto"/>
+              <w:ind w:left="0" w:right="0" w:firstLine="0"/>
+              <w:jc w:val="left"/>
+              <w:rPr>
+                <w:rFonts w:ascii="Times New Roman" w:cs="Times New Roman" w:eastAsia="Times New Roman" w:hAnsi="Times New Roman"/>
+              </w:rPr>
+            </w:pPr>
+            <w:r>
+              <w:rPr>
+                <w:rFonts w:ascii="Times New Roman" w:cs="Times New Roman" w:eastAsia="Times New Roman" w:hAnsi="Times New Roman"/>
+                <w:rtl w:val="0"/>
+              </w:rPr>
+              <w:t xml:space="preserve">PN-02</w:t>
+            </w:r>
+          </w:p>
+        </w:tc>
+        <w:tc>
+          <w:tcPr>
+            <w:shd w:fill="auto" w:val="clear"/>
+            <w:tcMar>
+              <w:top w:w="100.0" w:type="dxa"/>
+              <w:left w:w="100.0" w:type="dxa"/>
+              <w:bottom w:w="100.0" w:type="dxa"/>
+              <w:right w:w="100.0" w:type="dxa"/>
+            </w:tcMar>
+            <w:vAlign w:val="top"/>
+          </w:tcPr>
+          <w:p>
+            <w:pPr>
+              <w:keepNext w:val="0"/>
+              <w:keepLines w:val="0"/>
+              <w:pageBreakBefore w:val="0"/>
+              <w:widowControl w:val="0"/>
+              <w:pBdr>
+                <w:top w:space="0" w:sz="0" w:val="nil"/>
+                <w:left w:space="0" w:sz="0" w:val="nil"/>
+                <w:bottom w:space="0" w:sz="0" w:val="nil"/>
+                <w:right w:space="0" w:sz="0" w:val="nil"/>
+                <w:between w:space="0" w:sz="0" w:val="nil"/>
+              </w:pBdr>
+              <w:shd w:fill="auto" w:val="clear"/>
+              <w:spacing w:after="0" w:before="0" w:line="240" w:lineRule="auto"/>
+              <w:ind w:left="0" w:right="0" w:firstLine="0"/>
+              <w:jc w:val="left"/>
+              <w:rPr>
+                <w:rFonts w:ascii="Times New Roman" w:cs="Times New Roman" w:eastAsia="Times New Roman" w:hAnsi="Times New Roman"/>
+              </w:rPr>
+            </w:pPr>
+            <w:r>
+              <w:rPr>
+                <w:rFonts w:ascii="Times New Roman" w:cs="Times New Roman" w:eastAsia="Times New Roman" w:hAnsi="Times New Roman"/>
+                <w:rtl w:val="0"/>
+              </w:rPr>
+              <w:t xml:space="preserve">Navegación entre días </w:t>
+            </w:r>
+          </w:p>
+        </w:tc>
+        <w:tc>
+          <w:tcPr>
+            <w:shd w:fill="auto" w:val="clear"/>
+            <w:tcMar>
+              <w:top w:w="100.0" w:type="dxa"/>
+              <w:left w:w="100.0" w:type="dxa"/>
+              <w:bottom w:w="100.0" w:type="dxa"/>
+              <w:right w:w="100.0" w:type="dxa"/>
+            </w:tcMar>
+            <w:vAlign w:val="top"/>
+          </w:tcPr>
+          <w:p>
+            <w:pPr>
+              <w:keepNext w:val="0"/>
+              <w:keepLines w:val="0"/>
+              <w:pageBreakBefore w:val="0"/>
+              <w:widowControl w:val="0"/>
+              <w:pBdr>
+                <w:top w:space="0" w:sz="0" w:val="nil"/>
+                <w:left w:space="0" w:sz="0" w:val="nil"/>
+                <w:bottom w:space="0" w:sz="0" w:val="nil"/>
+                <w:right w:space="0" w:sz="0" w:val="nil"/>
+                <w:between w:space="0" w:sz="0" w:val="nil"/>
+              </w:pBdr>
+              <w:shd w:fill="auto" w:val="clear"/>
+              <w:spacing w:after="0" w:before="0" w:line="240" w:lineRule="auto"/>
+              <w:ind w:left="0" w:right="0" w:firstLine="0"/>
+              <w:jc w:val="left"/>
+              <w:rPr>
+                <w:rFonts w:ascii="Times New Roman" w:cs="Times New Roman" w:eastAsia="Times New Roman" w:hAnsi="Times New Roman"/>
+              </w:rPr>
+            </w:pPr>
+            <w:r>
+              <w:rPr>
+                <w:rFonts w:ascii="Times New Roman" w:cs="Times New Roman" w:eastAsia="Times New Roman" w:hAnsi="Times New Roman"/>
+                <w:rtl w:val="0"/>
+              </w:rPr>
+              <w:t xml:space="preserve">Plan con varios días </w:t>
+            </w:r>
+          </w:p>
+        </w:tc>
+        <w:tc>
+          <w:tcPr>
+            <w:shd w:fill="auto" w:val="clear"/>
+            <w:tcMar>
+              <w:top w:w="100.0" w:type="dxa"/>
+              <w:left w:w="100.0" w:type="dxa"/>
+              <w:bottom w:w="100.0" w:type="dxa"/>
+              <w:right w:w="100.0" w:type="dxa"/>
+            </w:tcMar>
+            <w:vAlign w:val="top"/>
+          </w:tcPr>
+          <w:p>
+            <w:pPr>
+              <w:keepNext w:val="0"/>
+              <w:keepLines w:val="0"/>
+              <w:pageBreakBefore w:val="0"/>
+              <w:widowControl w:val="0"/>
+              <w:pBdr>
+                <w:top w:space="0" w:sz="0" w:val="nil"/>
+                <w:left w:space="0" w:sz="0" w:val="nil"/>
+                <w:bottom w:space="0" w:sz="0" w:val="nil"/>
+                <w:right w:space="0" w:sz="0" w:val="nil"/>
+                <w:between w:space="0" w:sz="0" w:val="nil"/>
+              </w:pBdr>
+              <w:shd w:fill="auto" w:val="clear"/>
+              <w:spacing w:after="0" w:before="0" w:line="240" w:lineRule="auto"/>
+              <w:ind w:left="0" w:right="0" w:firstLine="0"/>
+              <w:jc w:val="left"/>
+              <w:rPr>
+                <w:rFonts w:ascii="Times New Roman" w:cs="Times New Roman" w:eastAsia="Times New Roman" w:hAnsi="Times New Roman"/>
+              </w:rPr>
+            </w:pPr>
+            <w:r>
+              <w:rPr>
+                <w:rFonts w:ascii="Times New Roman" w:cs="Times New Roman" w:eastAsia="Times New Roman" w:hAnsi="Times New Roman"/>
+                <w:rtl w:val="0"/>
+              </w:rPr>
+              <w:t xml:space="preserve">Cambiar entre los días disponibles </w:t>
+            </w:r>
+          </w:p>
+        </w:tc>
+        <w:tc>
+          <w:tcPr>
+            <w:shd w:fill="auto" w:val="clear"/>
+            <w:tcMar>
+              <w:top w:w="100.0" w:type="dxa"/>
+              <w:left w:w="100.0" w:type="dxa"/>
+              <w:bottom w:w="100.0" w:type="dxa"/>
+              <w:right w:w="100.0" w:type="dxa"/>
+            </w:tcMar>
+            <w:vAlign w:val="top"/>
+          </w:tcPr>
+          <w:p>
+            <w:pPr>
+              <w:keepNext w:val="0"/>
+              <w:keepLines w:val="0"/>
+              <w:pageBreakBefore w:val="0"/>
+              <w:widowControl w:val="0"/>
+              <w:pBdr>
+                <w:top w:space="0" w:sz="0" w:val="nil"/>
+                <w:left w:space="0" w:sz="0" w:val="nil"/>
+                <w:bottom w:space="0" w:sz="0" w:val="nil"/>
+                <w:right w:space="0" w:sz="0" w:val="nil"/>
+                <w:between w:space="0" w:sz="0" w:val="nil"/>
+              </w:pBdr>
+              <w:shd w:fill="auto" w:val="clear"/>
+              <w:spacing w:after="0" w:before="0" w:line="240" w:lineRule="auto"/>
+              <w:ind w:left="0" w:right="0" w:firstLine="0"/>
+              <w:jc w:val="left"/>
+              <w:rPr/>
+            </w:pPr>
+            <w:r>
+              <w:rPr>
+                <w:rtl w:val="0"/>
+              </w:rPr>
+              <w:t xml:space="preserve">Se muestra la información correspondiente al día seleccionado </w:t>
+            </w:r>
+          </w:p>
+        </w:tc>
+        <w:tc>
+          <w:tcPr>
+            <w:shd w:fill="auto" w:val="clear"/>
+            <w:tcMar>
+              <w:top w:w="100.0" w:type="dxa"/>
+              <w:left w:w="100.0" w:type="dxa"/>
+              <w:bottom w:w="100.0" w:type="dxa"/>
+              <w:right w:w="100.0" w:type="dxa"/>
+            </w:tcMar>
+            <w:vAlign w:val="top"/>
+          </w:tcPr>
+          <w:p>
+            <w:pPr>
+              <w:keepNext w:val="0"/>
+              <w:keepLines w:val="0"/>
+              <w:pageBreakBefore w:val="0"/>
+              <w:widowControl w:val="0"/>
+              <w:pBdr>
+                <w:top w:space="0" w:sz="0" w:val="nil"/>
+                <w:left w:space="0" w:sz="0" w:val="nil"/>
+                <w:bottom w:space="0" w:sz="0" w:val="nil"/>
+                <w:right w:space="0" w:sz="0" w:val="nil"/>
+                <w:between w:space="0" w:sz="0" w:val="nil"/>
+              </w:pBdr>
+              <w:shd w:fill="auto" w:val="clear"/>
+              <w:spacing w:after="0" w:before="0" w:line="240" w:lineRule="auto"/>
+              <w:ind w:left="0" w:right="0" w:firstLine="0"/>
+              <w:jc w:val="left"/>
+              <w:rPr/>
+            </w:pPr>
+            <w:r>
+              <w:rPr>
+                <w:rtl w:val="0"/>
+              </w:rPr>
+            </w:r>
+          </w:p>
+        </w:tc>
+        <w:tc>
+          <w:tcPr>
+            <w:shd w:fill="auto" w:val="clear"/>
+            <w:tcMar>
+              <w:top w:w="100.0" w:type="dxa"/>
+              <w:left w:w="100.0" w:type="dxa"/>
+              <w:bottom w:w="100.0" w:type="dxa"/>
+              <w:right w:w="100.0" w:type="dxa"/>
+            </w:tcMar>
+            <w:vAlign w:val="top"/>
+          </w:tcPr>
+          <w:p>
+            <w:pPr>
+              <w:keepNext w:val="0"/>
+              <w:keepLines w:val="0"/>
+              <w:pageBreakBefore w:val="0"/>
+              <w:widowControl w:val="0"/>
+              <w:pBdr>
+                <w:top w:space="0" w:sz="0" w:val="nil"/>
+                <w:left w:space="0" w:sz="0" w:val="nil"/>
+                <w:bottom w:space="0" w:sz="0" w:val="nil"/>
+                <w:right w:space="0" w:sz="0" w:val="nil"/>
+                <w:between w:space="0" w:sz="0" w:val="nil"/>
+              </w:pBdr>
+              <w:shd w:fill="auto" w:val="clear"/>
+              <w:spacing w:after="0" w:before="0" w:line="240" w:lineRule="auto"/>
+              <w:ind w:left="0" w:right="0" w:firstLine="0"/>
+              <w:jc w:val="left"/>
+              <w:rPr/>
+            </w:pPr>
+            <w:r>
+              <w:rPr>
+                <w:rtl w:val="0"/>
+              </w:rPr>
+            </w:r>
+          </w:p>
+        </w:tc>
+      </w:tr>
+      <w:tr>
+        <w:trPr>
+          <w:cantSplit w:val="0"/>
+          <w:tblHeader w:val="0"/>
+        </w:trPr>
+        <w:tc>
+          <w:tcPr>
+            <w:shd w:fill="auto" w:val="clear"/>
+            <w:tcMar>
+              <w:top w:w="100.0" w:type="dxa"/>
+              <w:left w:w="100.0" w:type="dxa"/>
+              <w:bottom w:w="100.0" w:type="dxa"/>
+              <w:right w:w="100.0" w:type="dxa"/>
+            </w:tcMar>
+            <w:vAlign w:val="top"/>
+          </w:tcPr>
+          <w:p>
+            <w:pPr>
+              <w:keepNext w:val="0"/>
+              <w:keepLines w:val="0"/>
+              <w:pageBreakBefore w:val="0"/>
+              <w:widowControl w:val="0"/>
+              <w:pBdr>
+                <w:top w:space="0" w:sz="0" w:val="nil"/>
+                <w:left w:space="0" w:sz="0" w:val="nil"/>
+                <w:bottom w:space="0" w:sz="0" w:val="nil"/>
+                <w:right w:space="0" w:sz="0" w:val="nil"/>
+                <w:between w:space="0" w:sz="0" w:val="nil"/>
+              </w:pBdr>
+              <w:shd w:fill="auto" w:val="clear"/>
+              <w:spacing w:after="0" w:before="0" w:line="240" w:lineRule="auto"/>
+              <w:ind w:left="0" w:right="0" w:firstLine="0"/>
+              <w:jc w:val="left"/>
+              <w:rPr>
+                <w:rFonts w:ascii="Times New Roman" w:cs="Times New Roman" w:eastAsia="Times New Roman" w:hAnsi="Times New Roman"/>
+              </w:rPr>
+            </w:pPr>
+            <w:r>
+              <w:rPr>
+                <w:rFonts w:ascii="Times New Roman" w:cs="Times New Roman" w:eastAsia="Times New Roman" w:hAnsi="Times New Roman"/>
+                <w:rtl w:val="0"/>
+              </w:rPr>
+              <w:t xml:space="preserve">PN-03 </w:t>
+            </w:r>
+          </w:p>
+        </w:tc>
+        <w:tc>
+          <w:tcPr>
+            <w:shd w:fill="auto" w:val="clear"/>
+            <w:tcMar>
+              <w:top w:w="100.0" w:type="dxa"/>
+              <w:left w:w="100.0" w:type="dxa"/>
+              <w:bottom w:w="100.0" w:type="dxa"/>
+              <w:right w:w="100.0" w:type="dxa"/>
+            </w:tcMar>
+            <w:vAlign w:val="top"/>
+          </w:tcPr>
+          <w:p>
+            <w:pPr>
+              <w:keepNext w:val="0"/>
+              <w:keepLines w:val="0"/>
+              <w:pageBreakBefore w:val="0"/>
+              <w:widowControl w:val="0"/>
+              <w:pBdr>
+                <w:top w:space="0" w:sz="0" w:val="nil"/>
+                <w:left w:space="0" w:sz="0" w:val="nil"/>
+                <w:bottom w:space="0" w:sz="0" w:val="nil"/>
+                <w:right w:space="0" w:sz="0" w:val="nil"/>
+                <w:between w:space="0" w:sz="0" w:val="nil"/>
+              </w:pBdr>
+              <w:shd w:fill="auto" w:val="clear"/>
+              <w:spacing w:after="0" w:before="0" w:line="240" w:lineRule="auto"/>
+              <w:ind w:left="0" w:right="0" w:firstLine="0"/>
+              <w:jc w:val="left"/>
+              <w:rPr>
+                <w:rFonts w:ascii="Times New Roman" w:cs="Times New Roman" w:eastAsia="Times New Roman" w:hAnsi="Times New Roman"/>
+              </w:rPr>
+            </w:pPr>
+            <w:r>
+              <w:rPr>
+                <w:rFonts w:ascii="Times New Roman" w:cs="Times New Roman" w:eastAsia="Times New Roman" w:hAnsi="Times New Roman"/>
+                <w:rtl w:val="0"/>
+              </w:rPr>
+              <w:t xml:space="preserve">Expandir comidas </w:t>
+            </w:r>
+          </w:p>
+        </w:tc>
+        <w:tc>
+          <w:tcPr>
+            <w:shd w:fill="auto" w:val="clear"/>
+            <w:tcMar>
+              <w:top w:w="100.0" w:type="dxa"/>
+              <w:left w:w="100.0" w:type="dxa"/>
+              <w:bottom w:w="100.0" w:type="dxa"/>
+              <w:right w:w="100.0" w:type="dxa"/>
+            </w:tcMar>
+            <w:vAlign w:val="top"/>
+          </w:tcPr>
+          <w:p>
+            <w:pPr>
+              <w:keepNext w:val="0"/>
+              <w:keepLines w:val="0"/>
+              <w:pageBreakBefore w:val="0"/>
+              <w:widowControl w:val="0"/>
+              <w:pBdr>
+                <w:top w:space="0" w:sz="0" w:val="nil"/>
+                <w:left w:space="0" w:sz="0" w:val="nil"/>
+                <w:bottom w:space="0" w:sz="0" w:val="nil"/>
+                <w:right w:space="0" w:sz="0" w:val="nil"/>
+                <w:between w:space="0" w:sz="0" w:val="nil"/>
+              </w:pBdr>
+              <w:shd w:fill="auto" w:val="clear"/>
+              <w:spacing w:after="0" w:before="0" w:line="240" w:lineRule="auto"/>
+              <w:ind w:left="0" w:right="0" w:firstLine="0"/>
+              <w:jc w:val="left"/>
+              <w:rPr>
+                <w:rFonts w:ascii="Times New Roman" w:cs="Times New Roman" w:eastAsia="Times New Roman" w:hAnsi="Times New Roman"/>
+              </w:rPr>
+            </w:pPr>
+            <w:r>
+              <w:rPr>
+                <w:rFonts w:ascii="Times New Roman" w:cs="Times New Roman" w:eastAsia="Times New Roman" w:hAnsi="Times New Roman"/>
+                <w:rtl w:val="0"/>
+              </w:rPr>
+              <w:t xml:space="preserve">Plan con comidas registradas </w:t>
+            </w:r>
+          </w:p>
+        </w:tc>
+        <w:tc>
+          <w:tcPr>
+            <w:shd w:fill="auto" w:val="clear"/>
+            <w:tcMar>
+              <w:top w:w="100.0" w:type="dxa"/>
+              <w:left w:w="100.0" w:type="dxa"/>
+              <w:bottom w:w="100.0" w:type="dxa"/>
+              <w:right w:w="100.0" w:type="dxa"/>
+            </w:tcMar>
+            <w:vAlign w:val="top"/>
+          </w:tcPr>
+          <w:p>
+            <w:pPr>
+              <w:keepNext w:val="0"/>
+              <w:keepLines w:val="0"/>
+              <w:pageBreakBefore w:val="0"/>
+              <w:widowControl w:val="0"/>
+              <w:pBdr>
+                <w:top w:space="0" w:sz="0" w:val="nil"/>
+                <w:left w:space="0" w:sz="0" w:val="nil"/>
+                <w:bottom w:space="0" w:sz="0" w:val="nil"/>
+                <w:right w:space="0" w:sz="0" w:val="nil"/>
+                <w:between w:space="0" w:sz="0" w:val="nil"/>
+              </w:pBdr>
+              <w:shd w:fill="auto" w:val="clear"/>
+              <w:spacing w:after="0" w:before="0" w:line="240" w:lineRule="auto"/>
+              <w:ind w:left="0" w:right="0" w:firstLine="0"/>
+              <w:jc w:val="left"/>
+              <w:rPr>
+                <w:rFonts w:ascii="Times New Roman" w:cs="Times New Roman" w:eastAsia="Times New Roman" w:hAnsi="Times New Roman"/>
+              </w:rPr>
+            </w:pPr>
+            <w:r>
+              <w:rPr>
+                <w:rFonts w:ascii="Times New Roman" w:cs="Times New Roman" w:eastAsia="Times New Roman" w:hAnsi="Times New Roman"/>
+                <w:rtl w:val="0"/>
+              </w:rPr>
+              <w:t xml:space="preserve">Expandir una comida </w:t>
+            </w:r>
+          </w:p>
+        </w:tc>
+        <w:tc>
+          <w:tcPr>
+            <w:shd w:fill="auto" w:val="clear"/>
+            <w:tcMar>
+              <w:top w:w="100.0" w:type="dxa"/>
+              <w:left w:w="100.0" w:type="dxa"/>
+              <w:bottom w:w="100.0" w:type="dxa"/>
+              <w:right w:w="100.0" w:type="dxa"/>
+            </w:tcMar>
+            <w:vAlign w:val="top"/>
+          </w:tcPr>
+          <w:p>
+            <w:pPr>
+              <w:keepNext w:val="0"/>
+              <w:keepLines w:val="0"/>
+              <w:pageBreakBefore w:val="0"/>
+              <w:widowControl w:val="0"/>
+              <w:pBdr>
+                <w:top w:space="0" w:sz="0" w:val="nil"/>
+                <w:left w:space="0" w:sz="0" w:val="nil"/>
+                <w:bottom w:space="0" w:sz="0" w:val="nil"/>
+                <w:right w:space="0" w:sz="0" w:val="nil"/>
+                <w:between w:space="0" w:sz="0" w:val="nil"/>
+              </w:pBdr>
+              <w:shd w:fill="auto" w:val="clear"/>
+              <w:spacing w:after="0" w:before="0" w:line="240" w:lineRule="auto"/>
+              <w:ind w:left="0" w:right="0" w:firstLine="0"/>
+              <w:jc w:val="left"/>
+              <w:rPr/>
+            </w:pPr>
+            <w:r>
+              <w:rPr>
+                <w:rtl w:val="0"/>
+              </w:rPr>
+              <w:t xml:space="preserve">Se muestran los alimentos/información de la comida </w:t>
+            </w:r>
+          </w:p>
+        </w:tc>
+        <w:tc>
+          <w:tcPr>
+            <w:shd w:fill="auto" w:val="clear"/>
+            <w:tcMar>
+              <w:top w:w="100.0" w:type="dxa"/>
+              <w:left w:w="100.0" w:type="dxa"/>
+              <w:bottom w:w="100.0" w:type="dxa"/>
+              <w:right w:w="100.0" w:type="dxa"/>
+            </w:tcMar>
+            <w:vAlign w:val="top"/>
+          </w:tcPr>
+          <w:p>
+            <w:pPr>
+              <w:keepNext w:val="0"/>
+              <w:keepLines w:val="0"/>
+              <w:pageBreakBefore w:val="0"/>
+              <w:widowControl w:val="0"/>
+              <w:pBdr>
+                <w:top w:space="0" w:sz="0" w:val="nil"/>
+                <w:left w:space="0" w:sz="0" w:val="nil"/>
+                <w:bottom w:space="0" w:sz="0" w:val="nil"/>
+                <w:right w:space="0" w:sz="0" w:val="nil"/>
+                <w:between w:space="0" w:sz="0" w:val="nil"/>
+              </w:pBdr>
+              <w:shd w:fill="auto" w:val="clear"/>
+              <w:spacing w:after="0" w:before="0" w:line="240" w:lineRule="auto"/>
+              <w:ind w:left="0" w:right="0" w:firstLine="0"/>
+              <w:jc w:val="left"/>
+              <w:rPr/>
+            </w:pPr>
+            <w:r>
+              <w:rPr>
+                <w:rtl w:val="0"/>
+              </w:rPr>
+            </w:r>
+          </w:p>
+        </w:tc>
+        <w:tc>
+          <w:tcPr>
+            <w:shd w:fill="auto" w:val="clear"/>
+            <w:tcMar>
+              <w:top w:w="100.0" w:type="dxa"/>
+              <w:left w:w="100.0" w:type="dxa"/>
+              <w:bottom w:w="100.0" w:type="dxa"/>
+              <w:right w:w="100.0" w:type="dxa"/>
+            </w:tcMar>
+            <w:vAlign w:val="top"/>
+          </w:tcPr>
+          <w:p>
+            <w:pPr>
+              <w:keepNext w:val="0"/>
+              <w:keepLines w:val="0"/>
+              <w:pageBreakBefore w:val="0"/>
+              <w:widowControl w:val="0"/>
+              <w:pBdr>
+                <w:top w:space="0" w:sz="0" w:val="nil"/>
+                <w:left w:space="0" w:sz="0" w:val="nil"/>
+                <w:bottom w:space="0" w:sz="0" w:val="nil"/>
+                <w:right w:space="0" w:sz="0" w:val="nil"/>
+                <w:between w:space="0" w:sz="0" w:val="nil"/>
+              </w:pBdr>
+              <w:shd w:fill="auto" w:val="clear"/>
+              <w:spacing w:after="0" w:before="0" w:line="240" w:lineRule="auto"/>
+              <w:ind w:left="0" w:right="0" w:firstLine="0"/>
+              <w:jc w:val="left"/>
+              <w:rPr/>
+            </w:pPr>
+            <w:r>
+              <w:rPr>
+                <w:rtl w:val="0"/>
+              </w:rPr>
+            </w:r>
+          </w:p>
+        </w:tc>
+      </w:tr>
+      <w:tr>
+        <w:trPr>
+          <w:cantSplit w:val="0"/>
+          <w:tblHeader w:val="0"/>
+        </w:trPr>
+        <w:tc>
+          <w:tcPr>
+            <w:shd w:fill="auto" w:val="clear"/>
+            <w:tcMar>
+              <w:top w:w="100.0" w:type="dxa"/>
+              <w:left w:w="100.0" w:type="dxa"/>
+              <w:bottom w:w="100.0" w:type="dxa"/>
+              <w:right w:w="100.0" w:type="dxa"/>
+            </w:tcMar>
+            <w:vAlign w:val="top"/>
+          </w:tcPr>
+          <w:p>
+            <w:pPr>
+              <w:keepNext w:val="0"/>
+              <w:keepLines w:val="0"/>
+              <w:pageBreakBefore w:val="0"/>
+              <w:widowControl w:val="0"/>
+              <w:pBdr>
+                <w:top w:space="0" w:sz="0" w:val="nil"/>
+                <w:left w:space="0" w:sz="0" w:val="nil"/>
+                <w:bottom w:space="0" w:sz="0" w:val="nil"/>
+                <w:right w:space="0" w:sz="0" w:val="nil"/>
+                <w:between w:space="0" w:sz="0" w:val="nil"/>
+              </w:pBdr>
+              <w:shd w:fill="auto" w:val="clear"/>
+              <w:spacing w:after="0" w:before="0" w:line="240" w:lineRule="auto"/>
+              <w:ind w:left="0" w:right="0" w:firstLine="0"/>
+              <w:jc w:val="left"/>
+              <w:rPr>
+                <w:rFonts w:ascii="Times New Roman" w:cs="Times New Roman" w:eastAsia="Times New Roman" w:hAnsi="Times New Roman"/>
+              </w:rPr>
+            </w:pPr>
+            <w:r>
+              <w:rPr>
+                <w:rFonts w:ascii="Times New Roman" w:cs="Times New Roman" w:eastAsia="Times New Roman" w:hAnsi="Times New Roman"/>
+                <w:rtl w:val="0"/>
+              </w:rPr>
+              <w:t xml:space="preserve">PN-04 </w:t>
+            </w:r>
+          </w:p>
+        </w:tc>
+        <w:tc>
+          <w:tcPr>
+            <w:shd w:fill="auto" w:val="clear"/>
+            <w:tcMar>
+              <w:top w:w="100.0" w:type="dxa"/>
+              <w:left w:w="100.0" w:type="dxa"/>
+              <w:bottom w:w="100.0" w:type="dxa"/>
+              <w:right w:w="100.0" w:type="dxa"/>
+            </w:tcMar>
+            <w:vAlign w:val="top"/>
+          </w:tcPr>
+          <w:p>
+            <w:pPr>
+              <w:keepNext w:val="0"/>
+              <w:keepLines w:val="0"/>
+              <w:pageBreakBefore w:val="0"/>
+              <w:widowControl w:val="0"/>
+              <w:pBdr>
+                <w:top w:space="0" w:sz="0" w:val="nil"/>
+                <w:left w:space="0" w:sz="0" w:val="nil"/>
+                <w:bottom w:space="0" w:sz="0" w:val="nil"/>
+                <w:right w:space="0" w:sz="0" w:val="nil"/>
+                <w:between w:space="0" w:sz="0" w:val="nil"/>
+              </w:pBdr>
+              <w:shd w:fill="auto" w:val="clear"/>
+              <w:spacing w:after="0" w:before="0" w:line="240" w:lineRule="auto"/>
+              <w:ind w:left="0" w:right="0" w:firstLine="0"/>
+              <w:jc w:val="left"/>
+              <w:rPr>
+                <w:rFonts w:ascii="Times New Roman" w:cs="Times New Roman" w:eastAsia="Times New Roman" w:hAnsi="Times New Roman"/>
+              </w:rPr>
+            </w:pPr>
+            <w:r>
+              <w:rPr>
+                <w:rFonts w:ascii="Times New Roman" w:cs="Times New Roman" w:eastAsia="Times New Roman" w:hAnsi="Times New Roman"/>
+                <w:rtl w:val="0"/>
+              </w:rPr>
+              <w:t xml:space="preserve">Resumen de macronutrientes </w:t>
+            </w:r>
+          </w:p>
+        </w:tc>
+        <w:tc>
+          <w:tcPr>
+            <w:shd w:fill="auto" w:val="clear"/>
+            <w:tcMar>
+              <w:top w:w="100.0" w:type="dxa"/>
+              <w:left w:w="100.0" w:type="dxa"/>
+              <w:bottom w:w="100.0" w:type="dxa"/>
+              <w:right w:w="100.0" w:type="dxa"/>
+            </w:tcMar>
+            <w:vAlign w:val="top"/>
+          </w:tcPr>
+          <w:p>
+            <w:pPr>
+              <w:keepNext w:val="0"/>
+              <w:keepLines w:val="0"/>
+              <w:pageBreakBefore w:val="0"/>
+              <w:widowControl w:val="0"/>
+              <w:pBdr>
+                <w:top w:space="0" w:sz="0" w:val="nil"/>
+                <w:left w:space="0" w:sz="0" w:val="nil"/>
+                <w:bottom w:space="0" w:sz="0" w:val="nil"/>
+                <w:right w:space="0" w:sz="0" w:val="nil"/>
+                <w:between w:space="0" w:sz="0" w:val="nil"/>
+              </w:pBdr>
+              <w:shd w:fill="auto" w:val="clear"/>
+              <w:spacing w:after="0" w:before="0" w:line="240" w:lineRule="auto"/>
+              <w:ind w:left="0" w:right="0" w:firstLine="0"/>
+              <w:jc w:val="left"/>
+              <w:rPr>
+                <w:rFonts w:ascii="Times New Roman" w:cs="Times New Roman" w:eastAsia="Times New Roman" w:hAnsi="Times New Roman"/>
+              </w:rPr>
+            </w:pPr>
+            <w:r>
+              <w:rPr>
+                <w:rFonts w:ascii="Times New Roman" w:cs="Times New Roman" w:eastAsia="Times New Roman" w:hAnsi="Times New Roman"/>
+                <w:rtl w:val="0"/>
+              </w:rPr>
+              <w:t xml:space="preserve">Plan con información nutricional </w:t>
+            </w:r>
+          </w:p>
+        </w:tc>
+        <w:tc>
+          <w:tcPr>
+            <w:shd w:fill="auto" w:val="clear"/>
+            <w:tcMar>
+              <w:top w:w="100.0" w:type="dxa"/>
+              <w:left w:w="100.0" w:type="dxa"/>
+              <w:bottom w:w="100.0" w:type="dxa"/>
+              <w:right w:w="100.0" w:type="dxa"/>
+            </w:tcMar>
+            <w:vAlign w:val="top"/>
+          </w:tcPr>
+          <w:p>
+            <w:pPr>
+              <w:keepNext w:val="0"/>
+              <w:keepLines w:val="0"/>
+              <w:pageBreakBefore w:val="0"/>
+              <w:widowControl w:val="0"/>
+              <w:pBdr>
+                <w:top w:space="0" w:sz="0" w:val="nil"/>
+                <w:left w:space="0" w:sz="0" w:val="nil"/>
+                <w:bottom w:space="0" w:sz="0" w:val="nil"/>
+                <w:right w:space="0" w:sz="0" w:val="nil"/>
+                <w:between w:space="0" w:sz="0" w:val="nil"/>
+              </w:pBdr>
+              <w:shd w:fill="auto" w:val="clear"/>
+              <w:spacing w:after="0" w:before="0" w:line="240" w:lineRule="auto"/>
+              <w:ind w:left="0" w:right="0" w:firstLine="0"/>
+              <w:jc w:val="left"/>
+              <w:rPr>
+                <w:rFonts w:ascii="Times New Roman" w:cs="Times New Roman" w:eastAsia="Times New Roman" w:hAnsi="Times New Roman"/>
+              </w:rPr>
+            </w:pPr>
+            <w:r>
+              <w:rPr>
+                <w:rFonts w:ascii="Times New Roman" w:cs="Times New Roman" w:eastAsia="Times New Roman" w:hAnsi="Times New Roman"/>
+                <w:rtl w:val="0"/>
+              </w:rPr>
+              <w:t xml:space="preserve">Consultar el resumen de macros </w:t>
+            </w:r>
+          </w:p>
+        </w:tc>
+        <w:tc>
+          <w:tcPr>
+            <w:shd w:fill="auto" w:val="clear"/>
+            <w:tcMar>
+              <w:top w:w="100.0" w:type="dxa"/>
+              <w:left w:w="100.0" w:type="dxa"/>
+              <w:bottom w:w="100.0" w:type="dxa"/>
+              <w:right w:w="100.0" w:type="dxa"/>
+            </w:tcMar>
+            <w:vAlign w:val="top"/>
+          </w:tcPr>
+          <w:p>
+            <w:pPr>
+              <w:keepNext w:val="0"/>
+              <w:keepLines w:val="0"/>
+              <w:pageBreakBefore w:val="0"/>
+              <w:widowControl w:val="0"/>
+              <w:pBdr>
+                <w:top w:space="0" w:sz="0" w:val="nil"/>
+                <w:left w:space="0" w:sz="0" w:val="nil"/>
+                <w:bottom w:space="0" w:sz="0" w:val="nil"/>
+                <w:right w:space="0" w:sz="0" w:val="nil"/>
+                <w:between w:space="0" w:sz="0" w:val="nil"/>
+              </w:pBdr>
+              <w:shd w:fill="auto" w:val="clear"/>
+              <w:spacing w:after="0" w:before="0" w:line="240" w:lineRule="auto"/>
+              <w:ind w:left="0" w:right="0" w:firstLine="0"/>
+              <w:jc w:val="left"/>
+              <w:rPr/>
+            </w:pPr>
+            <w:r>
+              <w:rPr>
+                <w:rtl w:val="0"/>
+              </w:rPr>
+              <w:t xml:space="preserve">Se muestran correctamente los macronutrientes del plan/día </w:t>
+            </w:r>
+          </w:p>
+        </w:tc>
+        <w:tc>
+          <w:tcPr>
+            <w:shd w:fill="auto" w:val="clear"/>
+            <w:tcMar>
+              <w:top w:w="100.0" w:type="dxa"/>
+              <w:left w:w="100.0" w:type="dxa"/>
+              <w:bottom w:w="100.0" w:type="dxa"/>
+              <w:right w:w="100.0" w:type="dxa"/>
+            </w:tcMar>
+            <w:vAlign w:val="top"/>
+          </w:tcPr>
+          <w:p>
+            <w:pPr>
+              <w:keepNext w:val="0"/>
+              <w:keepLines w:val="0"/>
+              <w:pageBreakBefore w:val="0"/>
+              <w:widowControl w:val="0"/>
+              <w:pBdr>
+                <w:top w:space="0" w:sz="0" w:val="nil"/>
+                <w:left w:space="0" w:sz="0" w:val="nil"/>
+                <w:bottom w:space="0" w:sz="0" w:val="nil"/>
+                <w:right w:space="0" w:sz="0" w:val="nil"/>
+                <w:between w:space="0" w:sz="0" w:val="nil"/>
+              </w:pBdr>
+              <w:shd w:fill="auto" w:val="clear"/>
+              <w:spacing w:after="0" w:before="0" w:line="240" w:lineRule="auto"/>
+              <w:ind w:left="0" w:right="0" w:firstLine="0"/>
+              <w:jc w:val="left"/>
+              <w:rPr/>
+            </w:pPr>
+            <w:r>
+              <w:rPr>
+                <w:rtl w:val="0"/>
+              </w:rPr>
+            </w:r>
+          </w:p>
+        </w:tc>
+        <w:tc>
+          <w:tcPr>
+            <w:shd w:fill="auto" w:val="clear"/>
+            <w:tcMar>
+              <w:top w:w="100.0" w:type="dxa"/>
+              <w:left w:w="100.0" w:type="dxa"/>
+              <w:bottom w:w="100.0" w:type="dxa"/>
+              <w:right w:w="100.0" w:type="dxa"/>
+            </w:tcMar>
+            <w:vAlign w:val="top"/>
+          </w:tcPr>
+          <w:p>
+            <w:pPr>
+              <w:keepNext w:val="0"/>
+              <w:keepLines w:val="0"/>
+              <w:pageBreakBefore w:val="0"/>
+              <w:widowControl w:val="0"/>
+              <w:pBdr>
+                <w:top w:space="0" w:sz="0" w:val="nil"/>
+                <w:left w:space="0" w:sz="0" w:val="nil"/>
+                <w:bottom w:space="0" w:sz="0" w:val="nil"/>
+                <w:right w:space="0" w:sz="0" w:val="nil"/>
+                <w:between w:space="0" w:sz="0" w:val="nil"/>
+              </w:pBdr>
+              <w:shd w:fill="auto" w:val="clear"/>
+              <w:spacing w:after="0" w:before="0" w:line="240" w:lineRule="auto"/>
+              <w:ind w:left="0" w:right="0" w:firstLine="0"/>
+              <w:jc w:val="left"/>
+              <w:rPr/>
+            </w:pPr>
+            <w:r>
+              <w:rPr>
+                <w:rtl w:val="0"/>
+              </w:rPr>
+            </w:r>
+          </w:p>
+        </w:tc>
+      </w:tr>
+    </w:tbl>
+    <w:p>
+      <w:pPr>
+        <w:keepNext w:val="0"/>
+        <w:keepLines w:val="0"/>
+        <w:spacing w:before="280" w:lineRule="auto"/>
+        <w:rPr>
+          <w:rFonts w:ascii="Times New Roman" w:cs="Times New Roman" w:eastAsia="Times New Roman" w:hAnsi="Times New Roman"/>
+          <w:b w:val="1"/>
+          <w:bCs w:val="1"/>
+        </w:rPr>
+      </w:pPr>
+      <w:r>
+        <w:rPr>
+          <w:rFonts w:ascii="Times New Roman" w:cs="Times New Roman" w:eastAsia="Times New Roman" w:hAnsi="Times New Roman"/>
+          <w:b w:val="1"/>
+          <w:bCs w:val="1"/>
+          <w:rtl w:val="0"/>
+        </w:rPr>
+        <w:t xml:space="preserve">Evidencia</w:t>
+      </w:r>
+    </w:p>
+    <w:p>
+      <w:pPr>
+        <w:keepNext w:val="0"/>
+        <w:keepLines w:val="0"/>
+        <w:spacing w:before="280" w:lineRule="auto"/>
+        <w:rPr>
+          <w:rFonts w:ascii="Times New Roman" w:cs="Times New Roman" w:eastAsia="Times New Roman" w:hAnsi="Times New Roman"/>
+          <w:b w:val="1"/>
+          <w:bCs w:val="1"/>
+        </w:rPr>
+      </w:pPr>
+      <w:r>
+        <w:rPr>
+          <w:rFonts w:ascii="Times New Roman" w:cs="Times New Roman" w:eastAsia="Times New Roman" w:hAnsi="Times New Roman"/>
+          <w:b w:val="1"/>
+          <w:bCs w:val="1"/>
+          <w:rtl w:val="0"/>
+        </w:rPr>
+        <w:t xml:space="preserve">Errores encontrados</w:t>
+      </w:r>
+    </w:p>
+    <w:p>
+      <w:pPr>
+        <w:pStyle w:val="Subtitle"/>
+        <w:keepNext w:val="0"/>
+        <w:keepLines w:val="0"/>
+        <w:spacing w:before="480" w:lineRule="auto"/>
+        <w:rPr>
+          <w:rFonts w:ascii="Times New Roman" w:cs="Times New Roman" w:eastAsia="Times New Roman" w:hAnsi="Times New Roman"/>
+          <w:color w:val="000000"/>
+        </w:rPr>
+      </w:pPr>
+      <w:bookmarkStart w:colFirst="0" w:colLast="0" w:name="_izwghb37z4v" w:id="3"/>
+      <w:bookmarkEnd w:id="3"/>
+      <w:r>
+        <w:rPr>
+          <w:rFonts w:ascii="Times New Roman" w:cs="Times New Roman" w:eastAsia="Times New Roman" w:hAnsi="Times New Roman"/>
+          <w:color w:val="000000"/>
+          <w:rtl w:val="0"/>
+        </w:rPr>
+        <w:t xml:space="preserve">3. Prueba 2: Flujo de afiliado con rutina asignada</w:t>
+      </w:r>
+    </w:p>
+    <w:p>
+      <w:pPr>
+        <w:spacing w:after="240" w:before="240" w:line="360" w:lineRule="auto"/>
+        <w:rPr>
+          <w:rFonts w:ascii="Times New Roman" w:cs="Times New Roman" w:eastAsia="Times New Roman" w:hAnsi="Times New Roman"/>
+        </w:rPr>
+      </w:pPr>
+      <w:r>
+        <w:rPr>
+          <w:rFonts w:ascii="Times New Roman" w:cs="Times New Roman" w:eastAsia="Times New Roman" w:hAnsi="Times New Roman"/>
+          <w:rtl w:val="0"/>
+        </w:rPr>
+        <w:t xml:space="preserve">Historia relacionada: METAFIT-8 – Rutina de Entrenamiento.</w:t>
+      </w:r>
+    </w:p>
+    <w:p>
+      <w:pPr>
+        <w:spacing w:after="240" w:before="240" w:line="360" w:lineRule="auto"/>
+        <w:rPr>
+          <w:rFonts w:ascii="Times New Roman" w:cs="Times New Roman" w:eastAsia="Times New Roman" w:hAnsi="Times New Roman"/>
+        </w:rPr>
+      </w:pPr>
+      <w:r>
+        <w:rPr>
+          <w:rFonts w:ascii="Times New Roman" w:cs="Times New Roman" w:eastAsia="Times New Roman" w:hAnsi="Times New Roman"/>
+          <w:rtl w:val="0"/>
+        </w:rPr>
+        <w:t xml:space="preserve">Historia de usuario: Como afiliado, quiero ver mi rutina de entrenamiento asignada para saber qué ejercicios realizar cada día.</w:t>
+      </w:r>
+    </w:p>
+    <w:p>
+      <w:pPr>
+        <w:spacing w:after="240" w:before="240" w:line="360" w:lineRule="auto"/>
+        <w:ind w:left="0" w:right="600" w:firstLine="0"/>
+        <w:rPr>
+          <w:rFonts w:ascii="Times New Roman" w:cs="Times New Roman" w:eastAsia="Times New Roman" w:hAnsi="Times New Roman"/>
+        </w:rPr>
+      </w:pPr>
+      <w:r>
+        <w:rPr>
+          <w:rFonts w:ascii="Times New Roman" w:cs="Times New Roman" w:eastAsia="Times New Roman" w:hAnsi="Times New Roman"/>
+          <w:rtl w:val="0"/>
+        </w:rPr>
+        <w:t xml:space="preserve">Objetivo de la prueba: Comprobar que un afiliado con una rutina de entrenamiento asignada pueda consultar correctamente sus ejercicios y registrar su progreso desde la aplicación móvil.</w:t>
+      </w:r>
+    </w:p>
+    <w:p>
+      <w:pPr>
+        <w:spacing w:after="240" w:before="240" w:line="360" w:lineRule="auto"/>
+        <w:ind w:left="0" w:right="600" w:firstLine="0"/>
+        <w:rPr>
+          <w:rFonts w:ascii="Times New Roman" w:cs="Times New Roman" w:eastAsia="Times New Roman" w:hAnsi="Times New Roman"/>
+        </w:rPr>
+      </w:pPr>
+      <w:r>
+        <w:rPr>
+          <w:rFonts w:ascii="Times New Roman" w:cs="Times New Roman" w:eastAsia="Times New Roman" w:hAnsi="Times New Roman"/>
+          <w:rtl w:val="0"/>
+        </w:rPr>
+        <w:t xml:space="preserve">P</w:t>
+      </w:r>
+      <w:r>
+        <w:rPr>
+          <w:rFonts w:ascii="Times New Roman" w:cs="Times New Roman" w:eastAsia="Times New Roman" w:hAnsi="Times New Roman"/>
+          <w:rtl w:val="0"/>
+        </w:rPr>
+        <w:t xml:space="preserve">recondiciones</w:t>
+      </w:r>
+    </w:p>
+    <w:p>
+      <w:pPr>
+        <w:numPr>
+          <w:ilvl w:val="0"/>
+          <w:numId w:val="2"/>
+        </w:numPr>
+        <w:spacing w:after="0" w:afterAutospacing="0" w:before="240" w:line="360" w:lineRule="auto"/>
+        <w:ind w:left="720" w:hanging="360"/>
+        <w:rPr>
+          <w:rFonts w:ascii="Times New Roman" w:cs="Times New Roman" w:eastAsia="Times New Roman" w:hAnsi="Times New Roman"/>
+        </w:rPr>
+      </w:pPr>
+      <w:r>
+        <w:rPr>
+          <w:rFonts w:ascii="Times New Roman" w:cs="Times New Roman" w:eastAsia="Times New Roman" w:hAnsi="Times New Roman"/>
+          <w:rtl w:val="0"/>
+        </w:rPr>
+        <w:t xml:space="preserve">El afiliado debe estar registrado.</w:t>
+      </w:r>
+    </w:p>
+    <w:p>
+      <w:pPr>
+        <w:numPr>
+          <w:ilvl w:val="0"/>
+          <w:numId w:val="2"/>
+        </w:numPr>
+        <w:spacing w:after="0" w:afterAutospacing="0" w:before="0" w:beforeAutospacing="0" w:line="360" w:lineRule="auto"/>
+        <w:ind w:left="720" w:hanging="360"/>
+        <w:rPr>
+          <w:rFonts w:ascii="Times New Roman" w:cs="Times New Roman" w:eastAsia="Times New Roman" w:hAnsi="Times New Roman"/>
+        </w:rPr>
+      </w:pPr>
+      <w:r>
+        <w:rPr>
+          <w:rFonts w:ascii="Times New Roman" w:cs="Times New Roman" w:eastAsia="Times New Roman" w:hAnsi="Times New Roman"/>
+          <w:rtl w:val="0"/>
+        </w:rPr>
+        <w:t xml:space="preserve">Debe tener un ciclo activo.</w:t>
+      </w:r>
+    </w:p>
+    <w:p>
+      <w:pPr>
+        <w:numPr>
+          <w:ilvl w:val="0"/>
+          <w:numId w:val="2"/>
+        </w:numPr>
+        <w:spacing w:after="0" w:afterAutospacing="0" w:before="0" w:beforeAutospacing="0" w:line="360" w:lineRule="auto"/>
+        <w:ind w:left="720" w:hanging="360"/>
+        <w:rPr>
+          <w:rFonts w:ascii="Times New Roman" w:cs="Times New Roman" w:eastAsia="Times New Roman" w:hAnsi="Times New Roman"/>
+        </w:rPr>
+      </w:pPr>
+      <w:r>
+        <w:rPr>
+          <w:rFonts w:ascii="Times New Roman" w:cs="Times New Roman" w:eastAsia="Times New Roman" w:hAnsi="Times New Roman"/>
+          <w:rtl w:val="0"/>
+        </w:rPr>
+        <w:t xml:space="preserve">Debe tener una rutina de entrenamiento asignada.</w:t>
+      </w:r>
+    </w:p>
+    <w:p>
+      <w:pPr>
+        <w:numPr>
+          <w:ilvl w:val="0"/>
+          <w:numId w:val="2"/>
+        </w:numPr>
+        <w:spacing w:after="240" w:before="0" w:beforeAutospacing="0" w:line="360" w:lineRule="auto"/>
+        <w:ind w:left="720" w:hanging="360"/>
+        <w:rPr>
+          <w:rFonts w:ascii="Times New Roman" w:cs="Times New Roman" w:eastAsia="Times New Roman" w:hAnsi="Times New Roman"/>
+        </w:rPr>
+      </w:pPr>
+      <w:r>
+        <w:rPr>
+          <w:rFonts w:ascii="Times New Roman" w:cs="Times New Roman" w:eastAsia="Times New Roman" w:hAnsi="Times New Roman"/>
+          <w:rtl w:val="0"/>
+        </w:rPr>
+        <w:t xml:space="preserve">El usuario debe poder iniciar sesión correctamente.</w:t>
+      </w:r>
+    </w:p>
+    <w:p>
+      <w:pPr>
+        <w:rPr>
+          <w:rFonts w:ascii="Times New Roman" w:cs="Times New Roman" w:eastAsia="Times New Roman" w:hAnsi="Times New Roman"/>
+        </w:rPr>
+      </w:pPr>
+      <w:r>
+        <w:rPr>
+          <w:rFonts w:ascii="Times New Roman" w:cs="Times New Roman" w:eastAsia="Times New Roman" w:hAnsi="Times New Roman"/>
+          <w:rtl w:val="0"/>
+        </w:rPr>
+        <w:t xml:space="preserve">Caso de prueba:</w:t>
+      </w:r>
+      <w:r>
+        <w:rPr>
+          <w:rtl w:val="0"/>
+        </w:rPr>
+      </w:r>
+    </w:p>
+    <w:tbl>
+      <w:tblPr>
+        <w:tblStyle w:val="Table2"/>
+        <w:tblW w:w="8925.0" w:type="dxa"/>
+        <w:jc w:val="left"/>
+        <w:tblBorders>
+          <w:top w:color="000000" w:space="0" w:sz="8" w:val="single"/>
+          <w:left w:color="000000" w:space="0" w:sz="8" w:val="single"/>
+          <w:bottom w:color="000000" w:space="0" w:sz="8" w:val="single"/>
+          <w:right w:color="000000" w:space="0" w:sz="8" w:val="single"/>
+          <w:insideH w:color="000000" w:space="0" w:sz="8" w:val="single"/>
+          <w:insideV w:color="000000" w:space="0" w:sz="8" w:val="single"/>
+        </w:tblBorders>
+        <w:tblLayout w:type="fixed"/>
+        <w:tblLook w:val="0600"/>
+      </w:tblPr>
+      <w:tblGrid>
+        <w:gridCol w:w="1275"/>
+        <w:gridCol w:w="1275"/>
+        <w:gridCol w:w="1380"/>
+        <w:gridCol w:w="1170"/>
+        <w:gridCol w:w="1275"/>
+        <w:gridCol w:w="1275"/>
+        <w:gridCol w:w="1275"/>
+        <w:tblGridChange w:id="0">
+          <w:tblGrid>
+            <w:gridCol w:w="1275"/>
+            <w:gridCol w:w="1275"/>
+            <w:gridCol w:w="1380"/>
+            <w:gridCol w:w="1170"/>
+            <w:gridCol w:w="1275"/>
+            <w:gridCol w:w="1275"/>
+            <w:gridCol w:w="1275"/>
+          </w:tblGrid>
+        </w:tblGridChange>
+      </w:tblGrid>
+      <w:tr>
+        <w:trPr>
+          <w:cantSplit w:val="0"/>
+          <w:tblHeader w:val="0"/>
+        </w:trPr>
+        <w:tc>
+          <w:tcPr>
+            <w:shd w:fill="auto" w:val="clear"/>
+            <w:tcMar>
+              <w:top w:w="100.0" w:type="dxa"/>
+              <w:left w:w="100.0" w:type="dxa"/>
+              <w:bottom w:w="100.0" w:type="dxa"/>
+              <w:right w:w="100.0" w:type="dxa"/>
+            </w:tcMar>
+            <w:vAlign w:val="top"/>
+          </w:tcPr>
+          <w:p>
+            <w:pPr>
+              <w:widowControl w:val="0"/>
+              <w:spacing w:line="240" w:lineRule="auto"/>
+              <w:rPr>
+                <w:rFonts w:ascii="Times New Roman" w:cs="Times New Roman" w:eastAsia="Times New Roman" w:hAnsi="Times New Roman"/>
+              </w:rPr>
+            </w:pPr>
+            <w:r>
+              <w:rPr>
+                <w:rFonts w:ascii="Times New Roman" w:cs="Times New Roman" w:eastAsia="Times New Roman" w:hAnsi="Times New Roman"/>
+                <w:rtl w:val="0"/>
+              </w:rPr>
+              <w:t xml:space="preserve">ID</w:t>
+            </w:r>
+          </w:p>
+        </w:tc>
+        <w:tc>
+          <w:tcPr>
+            <w:shd w:fill="auto" w:val="clear"/>
+            <w:tcMar>
+              <w:top w:w="100.0" w:type="dxa"/>
+              <w:left w:w="100.0" w:type="dxa"/>
+              <w:bottom w:w="100.0" w:type="dxa"/>
+              <w:right w:w="100.0" w:type="dxa"/>
+            </w:tcMar>
+            <w:vAlign w:val="top"/>
+          </w:tcPr>
+          <w:p>
+            <w:pPr>
+              <w:widowControl w:val="0"/>
+              <w:spacing w:line="240" w:lineRule="auto"/>
+              <w:rPr>
+                <w:rFonts w:ascii="Times New Roman" w:cs="Times New Roman" w:eastAsia="Times New Roman" w:hAnsi="Times New Roman"/>
+              </w:rPr>
+            </w:pPr>
+            <w:r>
+              <w:rPr>
+                <w:rFonts w:ascii="Times New Roman" w:cs="Times New Roman" w:eastAsia="Times New Roman" w:hAnsi="Times New Roman"/>
+                <w:rtl w:val="0"/>
+              </w:rPr>
+              <w:t xml:space="preserve">Caso de prueba </w:t>
+            </w:r>
+          </w:p>
+        </w:tc>
+        <w:tc>
+          <w:tcPr>
+            <w:shd w:fill="auto" w:val="clear"/>
+            <w:tcMar>
+              <w:top w:w="100.0" w:type="dxa"/>
+              <w:left w:w="100.0" w:type="dxa"/>
+              <w:bottom w:w="100.0" w:type="dxa"/>
+              <w:right w:w="100.0" w:type="dxa"/>
+            </w:tcMar>
+            <w:vAlign w:val="top"/>
+          </w:tcPr>
+          <w:p>
+            <w:pPr>
+              <w:widowControl w:val="0"/>
+              <w:spacing w:line="240" w:lineRule="auto"/>
+              <w:rPr>
+                <w:rFonts w:ascii="Times New Roman" w:cs="Times New Roman" w:eastAsia="Times New Roman" w:hAnsi="Times New Roman"/>
+              </w:rPr>
+            </w:pPr>
+            <w:r>
+              <w:rPr>
+                <w:rFonts w:ascii="Times New Roman" w:cs="Times New Roman" w:eastAsia="Times New Roman" w:hAnsi="Times New Roman"/>
+                <w:rtl w:val="0"/>
+              </w:rPr>
+              <w:t xml:space="preserve">Precondición </w:t>
+            </w:r>
+          </w:p>
+        </w:tc>
+        <w:tc>
+          <w:tcPr>
+            <w:shd w:fill="auto" w:val="clear"/>
+            <w:tcMar>
+              <w:top w:w="100.0" w:type="dxa"/>
+              <w:left w:w="100.0" w:type="dxa"/>
+              <w:bottom w:w="100.0" w:type="dxa"/>
+              <w:right w:w="100.0" w:type="dxa"/>
+            </w:tcMar>
+            <w:vAlign w:val="top"/>
+          </w:tcPr>
+          <w:p>
+            <w:pPr>
+              <w:widowControl w:val="0"/>
+              <w:spacing w:line="240" w:lineRule="auto"/>
+              <w:rPr>
+                <w:rFonts w:ascii="Times New Roman" w:cs="Times New Roman" w:eastAsia="Times New Roman" w:hAnsi="Times New Roman"/>
+              </w:rPr>
+            </w:pPr>
+            <w:r>
+              <w:rPr>
+                <w:rFonts w:ascii="Times New Roman" w:cs="Times New Roman" w:eastAsia="Times New Roman" w:hAnsi="Times New Roman"/>
+                <w:rtl w:val="0"/>
+              </w:rPr>
+              <w:t xml:space="preserve">Acción </w:t>
+            </w:r>
+          </w:p>
+        </w:tc>
+        <w:tc>
+          <w:tcPr>
+            <w:shd w:fill="auto" w:val="clear"/>
+            <w:tcMar>
+              <w:top w:w="100.0" w:type="dxa"/>
+              <w:left w:w="100.0" w:type="dxa"/>
+              <w:bottom w:w="100.0" w:type="dxa"/>
+              <w:right w:w="100.0" w:type="dxa"/>
+            </w:tcMar>
+            <w:vAlign w:val="top"/>
+          </w:tcPr>
+          <w:p>
+            <w:pPr>
+              <w:widowControl w:val="0"/>
+              <w:spacing w:line="240" w:lineRule="auto"/>
+              <w:rPr>
+                <w:rFonts w:ascii="Times New Roman" w:cs="Times New Roman" w:eastAsia="Times New Roman" w:hAnsi="Times New Roman"/>
+              </w:rPr>
+            </w:pPr>
+            <w:r>
+              <w:rPr>
+                <w:rFonts w:ascii="Times New Roman" w:cs="Times New Roman" w:eastAsia="Times New Roman" w:hAnsi="Times New Roman"/>
+                <w:rtl w:val="0"/>
+              </w:rPr>
+              <w:t xml:space="preserve">Resultado esperado</w:t>
+            </w:r>
+          </w:p>
+        </w:tc>
+        <w:tc>
+          <w:tcPr>
+            <w:shd w:fill="auto" w:val="clear"/>
+            <w:tcMar>
+              <w:top w:w="100.0" w:type="dxa"/>
+              <w:left w:w="100.0" w:type="dxa"/>
+              <w:bottom w:w="100.0" w:type="dxa"/>
+              <w:right w:w="100.0" w:type="dxa"/>
+            </w:tcMar>
+            <w:vAlign w:val="top"/>
+          </w:tcPr>
+          <w:p>
+            <w:pPr>
+              <w:widowControl w:val="0"/>
+              <w:spacing w:line="240" w:lineRule="auto"/>
+              <w:rPr>
+                <w:rFonts w:ascii="Times New Roman" w:cs="Times New Roman" w:eastAsia="Times New Roman" w:hAnsi="Times New Roman"/>
+              </w:rPr>
+            </w:pPr>
+            <w:r>
+              <w:rPr>
+                <w:rFonts w:ascii="Times New Roman" w:cs="Times New Roman" w:eastAsia="Times New Roman" w:hAnsi="Times New Roman"/>
+                <w:rtl w:val="0"/>
+              </w:rPr>
+              <w:t xml:space="preserve">Resultado obtenido </w:t>
+            </w:r>
+          </w:p>
+        </w:tc>
+        <w:tc>
+          <w:tcPr>
+            <w:shd w:fill="auto" w:val="clear"/>
+            <w:tcMar>
+              <w:top w:w="100.0" w:type="dxa"/>
+              <w:left w:w="100.0" w:type="dxa"/>
+              <w:bottom w:w="100.0" w:type="dxa"/>
+              <w:right w:w="100.0" w:type="dxa"/>
+            </w:tcMar>
+            <w:vAlign w:val="top"/>
+          </w:tcPr>
+          <w:p>
+            <w:pPr>
+              <w:widowControl w:val="0"/>
+              <w:spacing w:line="240" w:lineRule="auto"/>
+              <w:rPr>
+                <w:rFonts w:ascii="Times New Roman" w:cs="Times New Roman" w:eastAsia="Times New Roman" w:hAnsi="Times New Roman"/>
+              </w:rPr>
+            </w:pPr>
+            <w:r>
+              <w:rPr>
+                <w:rFonts w:ascii="Times New Roman" w:cs="Times New Roman" w:eastAsia="Times New Roman" w:hAnsi="Times New Roman"/>
+                <w:rtl w:val="0"/>
+              </w:rPr>
+              <w:t xml:space="preserve">Estado </w:t>
+            </w:r>
+          </w:p>
+        </w:tc>
+      </w:tr>
+      <w:tr>
+        <w:trPr>
+          <w:cantSplit w:val="0"/>
+          <w:tblHeader w:val="0"/>
+        </w:trPr>
+        <w:tc>
+          <w:tcPr>
+            <w:shd w:fill="auto" w:val="clear"/>
+            <w:tcMar>
+              <w:top w:w="100.0" w:type="dxa"/>
+              <w:left w:w="100.0" w:type="dxa"/>
+              <w:bottom w:w="100.0" w:type="dxa"/>
+              <w:right w:w="100.0" w:type="dxa"/>
+            </w:tcMar>
+            <w:vAlign w:val="top"/>
+          </w:tcPr>
+          <w:p>
+            <w:pPr>
+              <w:widowControl w:val="0"/>
+              <w:spacing w:line="240" w:lineRule="auto"/>
+              <w:rPr>
+                <w:rFonts w:ascii="Times New Roman" w:cs="Times New Roman" w:eastAsia="Times New Roman" w:hAnsi="Times New Roman"/>
+              </w:rPr>
+            </w:pPr>
+            <w:r>
+              <w:rPr>
+                <w:rFonts w:ascii="Times New Roman" w:cs="Times New Roman" w:eastAsia="Times New Roman" w:hAnsi="Times New Roman"/>
+                <w:rtl w:val="0"/>
+              </w:rPr>
+              <w:t xml:space="preserve">RT-01 </w:t>
+            </w:r>
+          </w:p>
+        </w:tc>
+        <w:tc>
+          <w:tcPr>
+            <w:shd w:fill="auto" w:val="clear"/>
+            <w:tcMar>
+              <w:top w:w="100.0" w:type="dxa"/>
+              <w:left w:w="100.0" w:type="dxa"/>
+              <w:bottom w:w="100.0" w:type="dxa"/>
+              <w:right w:w="100.0" w:type="dxa"/>
+            </w:tcMar>
+            <w:vAlign w:val="top"/>
+          </w:tcPr>
+          <w:p>
+            <w:pPr>
+              <w:widowControl w:val="0"/>
+              <w:spacing w:line="240" w:lineRule="auto"/>
+              <w:rPr>
+                <w:rFonts w:ascii="Times New Roman" w:cs="Times New Roman" w:eastAsia="Times New Roman" w:hAnsi="Times New Roman"/>
+              </w:rPr>
+            </w:pPr>
+            <w:r>
+              <w:rPr>
+                <w:rFonts w:ascii="Times New Roman" w:cs="Times New Roman" w:eastAsia="Times New Roman" w:hAnsi="Times New Roman"/>
+                <w:rtl w:val="0"/>
+              </w:rPr>
+              <w:t xml:space="preserve">Acceso a la rutina </w:t>
+            </w:r>
+          </w:p>
+        </w:tc>
+        <w:tc>
+          <w:tcPr>
+            <w:shd w:fill="auto" w:val="clear"/>
+            <w:tcMar>
+              <w:top w:w="100.0" w:type="dxa"/>
+              <w:left w:w="100.0" w:type="dxa"/>
+              <w:bottom w:w="100.0" w:type="dxa"/>
+              <w:right w:w="100.0" w:type="dxa"/>
+            </w:tcMar>
+            <w:vAlign w:val="top"/>
+          </w:tcPr>
+          <w:p>
+            <w:pPr>
+              <w:widowControl w:val="0"/>
+              <w:spacing w:line="240" w:lineRule="auto"/>
+              <w:rPr>
+                <w:rFonts w:ascii="Times New Roman" w:cs="Times New Roman" w:eastAsia="Times New Roman" w:hAnsi="Times New Roman"/>
+              </w:rPr>
+            </w:pPr>
+            <w:r>
+              <w:rPr>
+                <w:rFonts w:ascii="Times New Roman" w:cs="Times New Roman" w:eastAsia="Times New Roman" w:hAnsi="Times New Roman"/>
+                <w:rtl w:val="0"/>
+              </w:rPr>
+              <w:t xml:space="preserve">Afiliado con rutina asignada y ciclo activo </w:t>
+            </w:r>
+          </w:p>
+        </w:tc>
+        <w:tc>
+          <w:tcPr>
+            <w:shd w:fill="auto" w:val="clear"/>
+            <w:tcMar>
+              <w:top w:w="100.0" w:type="dxa"/>
+              <w:left w:w="100.0" w:type="dxa"/>
+              <w:bottom w:w="100.0" w:type="dxa"/>
+              <w:right w:w="100.0" w:type="dxa"/>
+            </w:tcMar>
+            <w:vAlign w:val="top"/>
+          </w:tcPr>
+          <w:p>
+            <w:pPr>
+              <w:widowControl w:val="0"/>
+              <w:spacing w:line="240" w:lineRule="auto"/>
+              <w:rPr>
+                <w:rFonts w:ascii="Times New Roman" w:cs="Times New Roman" w:eastAsia="Times New Roman" w:hAnsi="Times New Roman"/>
+              </w:rPr>
+            </w:pPr>
+            <w:r>
+              <w:rPr>
+                <w:rFonts w:ascii="Times New Roman" w:cs="Times New Roman" w:eastAsia="Times New Roman" w:hAnsi="Times New Roman"/>
+                <w:rtl w:val="0"/>
+              </w:rPr>
+              <w:t xml:space="preserve">Iniciar sesión y acceder al módulo de rutina </w:t>
+            </w:r>
+          </w:p>
+        </w:tc>
+        <w:tc>
+          <w:tcPr>
+            <w:shd w:fill="auto" w:val="clear"/>
+            <w:tcMar>
+              <w:top w:w="100.0" w:type="dxa"/>
+              <w:left w:w="100.0" w:type="dxa"/>
+              <w:bottom w:w="100.0" w:type="dxa"/>
+              <w:right w:w="100.0" w:type="dxa"/>
+            </w:tcMar>
+            <w:vAlign w:val="top"/>
+          </w:tcPr>
+          <w:p>
+            <w:pPr>
+              <w:widowControl w:val="0"/>
+              <w:spacing w:line="240" w:lineRule="auto"/>
+              <w:rPr>
+                <w:rFonts w:ascii="Times New Roman" w:cs="Times New Roman" w:eastAsia="Times New Roman" w:hAnsi="Times New Roman"/>
+              </w:rPr>
+            </w:pPr>
+            <w:r>
+              <w:rPr>
+                <w:rFonts w:ascii="Times New Roman" w:cs="Times New Roman" w:eastAsia="Times New Roman" w:hAnsi="Times New Roman"/>
+                <w:rtl w:val="0"/>
+              </w:rPr>
+              <w:t xml:space="preserve">Se muestra la rutina correspondiente </w:t>
+            </w:r>
+          </w:p>
+        </w:tc>
+        <w:tc>
+          <w:tcPr>
+            <w:shd w:fill="auto" w:val="clear"/>
+            <w:tcMar>
+              <w:top w:w="100.0" w:type="dxa"/>
+              <w:left w:w="100.0" w:type="dxa"/>
+              <w:bottom w:w="100.0" w:type="dxa"/>
+              <w:right w:w="100.0" w:type="dxa"/>
+            </w:tcMar>
+            <w:vAlign w:val="top"/>
+          </w:tcPr>
+          <w:p>
+            <w:pPr>
+              <w:widowControl w:val="0"/>
+              <w:spacing w:line="240" w:lineRule="auto"/>
+              <w:rPr>
+                <w:rFonts w:ascii="Times New Roman" w:cs="Times New Roman" w:eastAsia="Times New Roman" w:hAnsi="Times New Roman"/>
+              </w:rPr>
+            </w:pPr>
+            <w:r>
+              <w:rPr>
+                <w:rtl w:val="0"/>
+              </w:rPr>
+            </w:r>
+          </w:p>
+        </w:tc>
+        <w:tc>
+          <w:tcPr>
+            <w:shd w:fill="auto" w:val="clear"/>
+            <w:tcMar>
+              <w:top w:w="100.0" w:type="dxa"/>
+              <w:left w:w="100.0" w:type="dxa"/>
+              <w:bottom w:w="100.0" w:type="dxa"/>
+              <w:right w:w="100.0" w:type="dxa"/>
+            </w:tcMar>
+            <w:vAlign w:val="top"/>
+          </w:tcPr>
+          <w:p>
+            <w:pPr>
+              <w:widowControl w:val="0"/>
+              <w:spacing w:line="240" w:lineRule="auto"/>
+              <w:rPr>
+                <w:rFonts w:ascii="Times New Roman" w:cs="Times New Roman" w:eastAsia="Times New Roman" w:hAnsi="Times New Roman"/>
+              </w:rPr>
+            </w:pPr>
+            <w:r>
+              <w:rPr>
+                <w:rtl w:val="0"/>
+              </w:rPr>
+            </w:r>
+          </w:p>
+        </w:tc>
+      </w:tr>
+      <w:tr>
+        <w:trPr>
+          <w:cantSplit w:val="0"/>
+          <w:tblHeader w:val="0"/>
+        </w:trPr>
+        <w:tc>
+          <w:tcPr>
+            <w:shd w:fill="auto" w:val="clear"/>
+            <w:tcMar>
+              <w:top w:w="100.0" w:type="dxa"/>
+              <w:left w:w="100.0" w:type="dxa"/>
+              <w:bottom w:w="100.0" w:type="dxa"/>
+              <w:right w:w="100.0" w:type="dxa"/>
+            </w:tcMar>
+            <w:vAlign w:val="top"/>
+          </w:tcPr>
+          <w:p>
+            <w:pPr>
+              <w:widowControl w:val="0"/>
+              <w:spacing w:line="240" w:lineRule="auto"/>
+              <w:rPr>
+                <w:rFonts w:ascii="Times New Roman" w:cs="Times New Roman" w:eastAsia="Times New Roman" w:hAnsi="Times New Roman"/>
+              </w:rPr>
+            </w:pPr>
+            <w:r>
+              <w:rPr>
+                <w:rFonts w:ascii="Times New Roman" w:cs="Times New Roman" w:eastAsia="Times New Roman" w:hAnsi="Times New Roman"/>
+                <w:rtl w:val="0"/>
+              </w:rPr>
+              <w:t xml:space="preserve">RT-02</w:t>
+            </w:r>
+          </w:p>
+        </w:tc>
+        <w:tc>
+          <w:tcPr>
+            <w:shd w:fill="auto" w:val="clear"/>
+            <w:tcMar>
+              <w:top w:w="100.0" w:type="dxa"/>
+              <w:left w:w="100.0" w:type="dxa"/>
+              <w:bottom w:w="100.0" w:type="dxa"/>
+              <w:right w:w="100.0" w:type="dxa"/>
+            </w:tcMar>
+            <w:vAlign w:val="top"/>
+          </w:tcPr>
+          <w:p>
+            <w:pPr>
+              <w:widowControl w:val="0"/>
+              <w:spacing w:line="240" w:lineRule="auto"/>
+              <w:rPr>
+                <w:rFonts w:ascii="Times New Roman" w:cs="Times New Roman" w:eastAsia="Times New Roman" w:hAnsi="Times New Roman"/>
+              </w:rPr>
+            </w:pPr>
+            <w:r>
+              <w:rPr>
+                <w:rFonts w:ascii="Times New Roman" w:cs="Times New Roman" w:eastAsia="Times New Roman" w:hAnsi="Times New Roman"/>
+                <w:rtl w:val="0"/>
+              </w:rPr>
+              <w:t xml:space="preserve">Navegación entre días </w:t>
+            </w:r>
+          </w:p>
+        </w:tc>
+        <w:tc>
+          <w:tcPr>
+            <w:shd w:fill="auto" w:val="clear"/>
+            <w:tcMar>
+              <w:top w:w="100.0" w:type="dxa"/>
+              <w:left w:w="100.0" w:type="dxa"/>
+              <w:bottom w:w="100.0" w:type="dxa"/>
+              <w:right w:w="100.0" w:type="dxa"/>
+            </w:tcMar>
+            <w:vAlign w:val="top"/>
+          </w:tcPr>
+          <w:p>
+            <w:pPr>
+              <w:widowControl w:val="0"/>
+              <w:spacing w:line="240" w:lineRule="auto"/>
+              <w:rPr>
+                <w:rFonts w:ascii="Times New Roman" w:cs="Times New Roman" w:eastAsia="Times New Roman" w:hAnsi="Times New Roman"/>
+              </w:rPr>
+            </w:pPr>
+            <w:r>
+              <w:rPr>
+                <w:rFonts w:ascii="Times New Roman" w:cs="Times New Roman" w:eastAsia="Times New Roman" w:hAnsi="Times New Roman"/>
+                <w:rtl w:val="0"/>
+              </w:rPr>
+              <w:t xml:space="preserve">Rutina con varios días </w:t>
+            </w:r>
+          </w:p>
+        </w:tc>
+        <w:tc>
+          <w:tcPr>
+            <w:shd w:fill="auto" w:val="clear"/>
+            <w:tcMar>
+              <w:top w:w="100.0" w:type="dxa"/>
+              <w:left w:w="100.0" w:type="dxa"/>
+              <w:bottom w:w="100.0" w:type="dxa"/>
+              <w:right w:w="100.0" w:type="dxa"/>
+            </w:tcMar>
+            <w:vAlign w:val="top"/>
+          </w:tcPr>
+          <w:p>
+            <w:pPr>
+              <w:widowControl w:val="0"/>
+              <w:spacing w:line="240" w:lineRule="auto"/>
+              <w:rPr>
+                <w:rFonts w:ascii="Times New Roman" w:cs="Times New Roman" w:eastAsia="Times New Roman" w:hAnsi="Times New Roman"/>
+              </w:rPr>
+            </w:pPr>
+            <w:r>
+              <w:rPr>
+                <w:rFonts w:ascii="Times New Roman" w:cs="Times New Roman" w:eastAsia="Times New Roman" w:hAnsi="Times New Roman"/>
+                <w:rtl w:val="0"/>
+              </w:rPr>
+              <w:t xml:space="preserve">Cambiar entre los días disponibles </w:t>
+            </w:r>
+          </w:p>
+        </w:tc>
+        <w:tc>
+          <w:tcPr>
+            <w:shd w:fill="auto" w:val="clear"/>
+            <w:tcMar>
+              <w:top w:w="100.0" w:type="dxa"/>
+              <w:left w:w="100.0" w:type="dxa"/>
+              <w:bottom w:w="100.0" w:type="dxa"/>
+              <w:right w:w="100.0" w:type="dxa"/>
+            </w:tcMar>
+            <w:vAlign w:val="top"/>
+          </w:tcPr>
+          <w:p>
+            <w:pPr>
+              <w:widowControl w:val="0"/>
+              <w:spacing w:line="240" w:lineRule="auto"/>
+              <w:rPr>
+                <w:rFonts w:ascii="Times New Roman" w:cs="Times New Roman" w:eastAsia="Times New Roman" w:hAnsi="Times New Roman"/>
+              </w:rPr>
+            </w:pPr>
+            <w:r>
+              <w:rPr>
+                <w:rFonts w:ascii="Times New Roman" w:cs="Times New Roman" w:eastAsia="Times New Roman" w:hAnsi="Times New Roman"/>
+                <w:rtl w:val="0"/>
+              </w:rPr>
+              <w:t xml:space="preserve">Se muestran los ejercicios correspondientes al día seleccionado </w:t>
+            </w:r>
+          </w:p>
+        </w:tc>
+        <w:tc>
+          <w:tcPr>
+            <w:shd w:fill="auto" w:val="clear"/>
+            <w:tcMar>
+              <w:top w:w="100.0" w:type="dxa"/>
+              <w:left w:w="100.0" w:type="dxa"/>
+              <w:bottom w:w="100.0" w:type="dxa"/>
+              <w:right w:w="100.0" w:type="dxa"/>
+            </w:tcMar>
+            <w:vAlign w:val="top"/>
+          </w:tcPr>
+          <w:p>
+            <w:pPr>
+              <w:widowControl w:val="0"/>
+              <w:spacing w:line="240" w:lineRule="auto"/>
+              <w:rPr>
+                <w:rFonts w:ascii="Times New Roman" w:cs="Times New Roman" w:eastAsia="Times New Roman" w:hAnsi="Times New Roman"/>
+              </w:rPr>
+            </w:pPr>
+            <w:r>
+              <w:rPr>
+                <w:rtl w:val="0"/>
+              </w:rPr>
+            </w:r>
+          </w:p>
+        </w:tc>
+        <w:tc>
+          <w:tcPr>
+            <w:shd w:fill="auto" w:val="clear"/>
+            <w:tcMar>
+              <w:top w:w="100.0" w:type="dxa"/>
+              <w:left w:w="100.0" w:type="dxa"/>
+              <w:bottom w:w="100.0" w:type="dxa"/>
+              <w:right w:w="100.0" w:type="dxa"/>
+            </w:tcMar>
+            <w:vAlign w:val="top"/>
+          </w:tcPr>
+          <w:p>
+            <w:pPr>
+              <w:widowControl w:val="0"/>
+              <w:spacing w:line="240" w:lineRule="auto"/>
+              <w:rPr>
+                <w:rFonts w:ascii="Times New Roman" w:cs="Times New Roman" w:eastAsia="Times New Roman" w:hAnsi="Times New Roman"/>
+              </w:rPr>
+            </w:pPr>
+            <w:r>
+              <w:rPr>
+                <w:rtl w:val="0"/>
+              </w:rPr>
+            </w:r>
+          </w:p>
+        </w:tc>
+      </w:tr>
+      <w:tr>
+        <w:trPr>
+          <w:cantSplit w:val="0"/>
+          <w:tblHeader w:val="0"/>
+        </w:trPr>
+        <w:tc>
+          <w:tcPr>
+            <w:shd w:fill="auto" w:val="clear"/>
+            <w:tcMar>
+              <w:top w:w="100.0" w:type="dxa"/>
+              <w:left w:w="100.0" w:type="dxa"/>
+              <w:bottom w:w="100.0" w:type="dxa"/>
+              <w:right w:w="100.0" w:type="dxa"/>
+            </w:tcMar>
+            <w:vAlign w:val="top"/>
+          </w:tcPr>
+          <w:p>
+            <w:pPr>
+              <w:widowControl w:val="0"/>
+              <w:spacing w:line="240" w:lineRule="auto"/>
+              <w:rPr>
+                <w:rFonts w:ascii="Times New Roman" w:cs="Times New Roman" w:eastAsia="Times New Roman" w:hAnsi="Times New Roman"/>
+              </w:rPr>
+            </w:pPr>
+            <w:r>
+              <w:rPr>
+                <w:rFonts w:ascii="Times New Roman" w:cs="Times New Roman" w:eastAsia="Times New Roman" w:hAnsi="Times New Roman"/>
+                <w:rtl w:val="0"/>
+              </w:rPr>
+              <w:t xml:space="preserve">RT-03 </w:t>
+            </w:r>
+          </w:p>
+        </w:tc>
+        <w:tc>
+          <w:tcPr>
+            <w:shd w:fill="auto" w:val="clear"/>
+            <w:tcMar>
+              <w:top w:w="100.0" w:type="dxa"/>
+              <w:left w:w="100.0" w:type="dxa"/>
+              <w:bottom w:w="100.0" w:type="dxa"/>
+              <w:right w:w="100.0" w:type="dxa"/>
+            </w:tcMar>
+            <w:vAlign w:val="top"/>
+          </w:tcPr>
+          <w:p>
+            <w:pPr>
+              <w:widowControl w:val="0"/>
+              <w:spacing w:line="240" w:lineRule="auto"/>
+              <w:rPr>
+                <w:rFonts w:ascii="Times New Roman" w:cs="Times New Roman" w:eastAsia="Times New Roman" w:hAnsi="Times New Roman"/>
+              </w:rPr>
+            </w:pPr>
+            <w:r>
+              <w:rPr>
+                <w:rFonts w:ascii="Times New Roman" w:cs="Times New Roman" w:eastAsia="Times New Roman" w:hAnsi="Times New Roman"/>
+                <w:rtl w:val="0"/>
+              </w:rPr>
+              <w:t xml:space="preserve">Expandir ejercicios </w:t>
+            </w:r>
+          </w:p>
+        </w:tc>
+        <w:tc>
+          <w:tcPr>
+            <w:shd w:fill="auto" w:val="clear"/>
+            <w:tcMar>
+              <w:top w:w="100.0" w:type="dxa"/>
+              <w:left w:w="100.0" w:type="dxa"/>
+              <w:bottom w:w="100.0" w:type="dxa"/>
+              <w:right w:w="100.0" w:type="dxa"/>
+            </w:tcMar>
+            <w:vAlign w:val="top"/>
+          </w:tcPr>
+          <w:p>
+            <w:pPr>
+              <w:widowControl w:val="0"/>
+              <w:spacing w:line="240" w:lineRule="auto"/>
+              <w:rPr>
+                <w:rFonts w:ascii="Times New Roman" w:cs="Times New Roman" w:eastAsia="Times New Roman" w:hAnsi="Times New Roman"/>
+              </w:rPr>
+            </w:pPr>
+            <w:r>
+              <w:rPr>
+                <w:rFonts w:ascii="Times New Roman" w:cs="Times New Roman" w:eastAsia="Times New Roman" w:hAnsi="Times New Roman"/>
+                <w:rtl w:val="0"/>
+              </w:rPr>
+              <w:t xml:space="preserve">Rutina con ejercicios registrados </w:t>
+            </w:r>
+          </w:p>
+        </w:tc>
+        <w:tc>
+          <w:tcPr>
+            <w:shd w:fill="auto" w:val="clear"/>
+            <w:tcMar>
+              <w:top w:w="100.0" w:type="dxa"/>
+              <w:left w:w="100.0" w:type="dxa"/>
+              <w:bottom w:w="100.0" w:type="dxa"/>
+              <w:right w:w="100.0" w:type="dxa"/>
+            </w:tcMar>
+            <w:vAlign w:val="top"/>
+          </w:tcPr>
+          <w:p>
+            <w:pPr>
+              <w:widowControl w:val="0"/>
+              <w:spacing w:line="240" w:lineRule="auto"/>
+              <w:rPr>
+                <w:rFonts w:ascii="Times New Roman" w:cs="Times New Roman" w:eastAsia="Times New Roman" w:hAnsi="Times New Roman"/>
+              </w:rPr>
+            </w:pPr>
+            <w:r>
+              <w:rPr>
+                <w:rFonts w:ascii="Times New Roman" w:cs="Times New Roman" w:eastAsia="Times New Roman" w:hAnsi="Times New Roman"/>
+                <w:rtl w:val="0"/>
+              </w:rPr>
+              <w:t xml:space="preserve">Expandir un ejercicio </w:t>
+            </w:r>
+          </w:p>
+        </w:tc>
+        <w:tc>
+          <w:tcPr>
+            <w:shd w:fill="auto" w:val="clear"/>
+            <w:tcMar>
+              <w:top w:w="100.0" w:type="dxa"/>
+              <w:left w:w="100.0" w:type="dxa"/>
+              <w:bottom w:w="100.0" w:type="dxa"/>
+              <w:right w:w="100.0" w:type="dxa"/>
+            </w:tcMar>
+            <w:vAlign w:val="top"/>
+          </w:tcPr>
+          <w:p>
+            <w:pPr>
+              <w:widowControl w:val="0"/>
+              <w:spacing w:line="240" w:lineRule="auto"/>
+              <w:rPr>
+                <w:rFonts w:ascii="Times New Roman" w:cs="Times New Roman" w:eastAsia="Times New Roman" w:hAnsi="Times New Roman"/>
+              </w:rPr>
+            </w:pPr>
+            <w:r>
+              <w:rPr>
+                <w:rFonts w:ascii="Times New Roman" w:cs="Times New Roman" w:eastAsia="Times New Roman" w:hAnsi="Times New Roman"/>
+                <w:rtl w:val="0"/>
+              </w:rPr>
+              <w:t xml:space="preserve">Se muestra la información del ejercicio </w:t>
+            </w:r>
+          </w:p>
+        </w:tc>
+        <w:tc>
+          <w:tcPr>
+            <w:shd w:fill="auto" w:val="clear"/>
+            <w:tcMar>
+              <w:top w:w="100.0" w:type="dxa"/>
+              <w:left w:w="100.0" w:type="dxa"/>
+              <w:bottom w:w="100.0" w:type="dxa"/>
+              <w:right w:w="100.0" w:type="dxa"/>
+            </w:tcMar>
+            <w:vAlign w:val="top"/>
+          </w:tcPr>
+          <w:p>
+            <w:pPr>
+              <w:widowControl w:val="0"/>
+              <w:spacing w:line="240" w:lineRule="auto"/>
+              <w:rPr>
+                <w:rFonts w:ascii="Times New Roman" w:cs="Times New Roman" w:eastAsia="Times New Roman" w:hAnsi="Times New Roman"/>
+              </w:rPr>
+            </w:pPr>
+            <w:r>
+              <w:rPr>
+                <w:rtl w:val="0"/>
+              </w:rPr>
+            </w:r>
+          </w:p>
+        </w:tc>
+        <w:tc>
+          <w:tcPr>
+            <w:shd w:fill="auto" w:val="clear"/>
+            <w:tcMar>
+              <w:top w:w="100.0" w:type="dxa"/>
+              <w:left w:w="100.0" w:type="dxa"/>
+              <w:bottom w:w="100.0" w:type="dxa"/>
+              <w:right w:w="100.0" w:type="dxa"/>
+            </w:tcMar>
+            <w:vAlign w:val="top"/>
+          </w:tcPr>
+          <w:p>
+            <w:pPr>
+              <w:widowControl w:val="0"/>
+              <w:spacing w:line="240" w:lineRule="auto"/>
+              <w:rPr>
+                <w:rFonts w:ascii="Times New Roman" w:cs="Times New Roman" w:eastAsia="Times New Roman" w:hAnsi="Times New Roman"/>
+              </w:rPr>
+            </w:pPr>
+            <w:r>
+              <w:rPr>
+                <w:rtl w:val="0"/>
+              </w:rPr>
+            </w:r>
+          </w:p>
+        </w:tc>
+      </w:tr>
+      <w:tr>
+        <w:trPr>
+          <w:cantSplit w:val="0"/>
+          <w:tblHeader w:val="0"/>
+        </w:trPr>
+        <w:tc>
+          <w:tcPr>
+            <w:shd w:fill="auto" w:val="clear"/>
+            <w:tcMar>
+              <w:top w:w="100.0" w:type="dxa"/>
+              <w:left w:w="100.0" w:type="dxa"/>
+              <w:bottom w:w="100.0" w:type="dxa"/>
+              <w:right w:w="100.0" w:type="dxa"/>
+            </w:tcMar>
+            <w:vAlign w:val="top"/>
+          </w:tcPr>
+          <w:p>
+            <w:pPr>
+              <w:widowControl w:val="0"/>
+              <w:spacing w:line="240" w:lineRule="auto"/>
+              <w:rPr>
+                <w:rFonts w:ascii="Times New Roman" w:cs="Times New Roman" w:eastAsia="Times New Roman" w:hAnsi="Times New Roman"/>
+              </w:rPr>
+            </w:pPr>
+            <w:r>
+              <w:rPr>
+                <w:rFonts w:ascii="Times New Roman" w:cs="Times New Roman" w:eastAsia="Times New Roman" w:hAnsi="Times New Roman"/>
+                <w:rtl w:val="0"/>
+              </w:rPr>
+              <w:t xml:space="preserve">RT-04 </w:t>
+            </w:r>
+          </w:p>
+        </w:tc>
+        <w:tc>
+          <w:tcPr>
+            <w:shd w:fill="auto" w:val="clear"/>
+            <w:tcMar>
+              <w:top w:w="100.0" w:type="dxa"/>
+              <w:left w:w="100.0" w:type="dxa"/>
+              <w:bottom w:w="100.0" w:type="dxa"/>
+              <w:right w:w="100.0" w:type="dxa"/>
+            </w:tcMar>
+            <w:vAlign w:val="top"/>
+          </w:tcPr>
+          <w:p>
+            <w:pPr>
+              <w:widowControl w:val="0"/>
+              <w:spacing w:line="240" w:lineRule="auto"/>
+              <w:rPr>
+                <w:rFonts w:ascii="Times New Roman" w:cs="Times New Roman" w:eastAsia="Times New Roman" w:hAnsi="Times New Roman"/>
+              </w:rPr>
+            </w:pPr>
+            <w:r>
+              <w:rPr>
+                <w:rFonts w:ascii="Times New Roman" w:cs="Times New Roman" w:eastAsia="Times New Roman" w:hAnsi="Times New Roman"/>
+                <w:rtl w:val="0"/>
+              </w:rPr>
+              <w:t xml:space="preserve">Marcar ejercicio completado </w:t>
+            </w:r>
+          </w:p>
+        </w:tc>
+        <w:tc>
+          <w:tcPr>
+            <w:shd w:fill="auto" w:val="clear"/>
+            <w:tcMar>
+              <w:top w:w="100.0" w:type="dxa"/>
+              <w:left w:w="100.0" w:type="dxa"/>
+              <w:bottom w:w="100.0" w:type="dxa"/>
+              <w:right w:w="100.0" w:type="dxa"/>
+            </w:tcMar>
+            <w:vAlign w:val="top"/>
+          </w:tcPr>
+          <w:p>
+            <w:pPr>
+              <w:widowControl w:val="0"/>
+              <w:spacing w:line="240" w:lineRule="auto"/>
+              <w:rPr>
+                <w:rFonts w:ascii="Times New Roman" w:cs="Times New Roman" w:eastAsia="Times New Roman" w:hAnsi="Times New Roman"/>
+              </w:rPr>
+            </w:pPr>
+            <w:r>
+              <w:rPr>
+                <w:rFonts w:ascii="Times New Roman" w:cs="Times New Roman" w:eastAsia="Times New Roman" w:hAnsi="Times New Roman"/>
+                <w:rtl w:val="0"/>
+              </w:rPr>
+              <w:t xml:space="preserve">Rutina con ejercicios disponibles </w:t>
+            </w:r>
+          </w:p>
+        </w:tc>
+        <w:tc>
+          <w:tcPr>
+            <w:shd w:fill="auto" w:val="clear"/>
+            <w:tcMar>
+              <w:top w:w="100.0" w:type="dxa"/>
+              <w:left w:w="100.0" w:type="dxa"/>
+              <w:bottom w:w="100.0" w:type="dxa"/>
+              <w:right w:w="100.0" w:type="dxa"/>
+            </w:tcMar>
+            <w:vAlign w:val="top"/>
+          </w:tcPr>
+          <w:p>
+            <w:pPr>
+              <w:widowControl w:val="0"/>
+              <w:spacing w:line="240" w:lineRule="auto"/>
+              <w:rPr>
+                <w:rFonts w:ascii="Times New Roman" w:cs="Times New Roman" w:eastAsia="Times New Roman" w:hAnsi="Times New Roman"/>
+              </w:rPr>
+            </w:pPr>
+            <w:r>
+              <w:rPr>
+                <w:rFonts w:ascii="Times New Roman" w:cs="Times New Roman" w:eastAsia="Times New Roman" w:hAnsi="Times New Roman"/>
+                <w:rtl w:val="0"/>
+              </w:rPr>
+              <w:t xml:space="preserve">Marcar un ejercicio como completado </w:t>
+            </w:r>
+          </w:p>
+        </w:tc>
+        <w:tc>
+          <w:tcPr>
+            <w:shd w:fill="auto" w:val="clear"/>
+            <w:tcMar>
+              <w:top w:w="100.0" w:type="dxa"/>
+              <w:left w:w="100.0" w:type="dxa"/>
+              <w:bottom w:w="100.0" w:type="dxa"/>
+              <w:right w:w="100.0" w:type="dxa"/>
+            </w:tcMar>
+            <w:vAlign w:val="top"/>
+          </w:tcPr>
+          <w:p>
+            <w:pPr>
+              <w:widowControl w:val="0"/>
+              <w:spacing w:line="240" w:lineRule="auto"/>
+              <w:rPr>
+                <w:rFonts w:ascii="Times New Roman" w:cs="Times New Roman" w:eastAsia="Times New Roman" w:hAnsi="Times New Roman"/>
+              </w:rPr>
+            </w:pPr>
+            <w:r>
+              <w:rPr>
+                <w:rFonts w:ascii="Times New Roman" w:cs="Times New Roman" w:eastAsia="Times New Roman" w:hAnsi="Times New Roman"/>
+                <w:rtl w:val="0"/>
+              </w:rPr>
+              <w:t xml:space="preserve">El sistema registra visualmente el ejercicio como completado </w:t>
+            </w:r>
+          </w:p>
+        </w:tc>
+        <w:tc>
+          <w:tcPr>
+            <w:shd w:fill="auto" w:val="clear"/>
+            <w:tcMar>
+              <w:top w:w="100.0" w:type="dxa"/>
+              <w:left w:w="100.0" w:type="dxa"/>
+              <w:bottom w:w="100.0" w:type="dxa"/>
+              <w:right w:w="100.0" w:type="dxa"/>
+            </w:tcMar>
+            <w:vAlign w:val="top"/>
+          </w:tcPr>
+          <w:p>
+            <w:pPr>
+              <w:widowControl w:val="0"/>
+              <w:spacing w:line="240" w:lineRule="auto"/>
+              <w:rPr>
+                <w:rFonts w:ascii="Times New Roman" w:cs="Times New Roman" w:eastAsia="Times New Roman" w:hAnsi="Times New Roman"/>
+              </w:rPr>
+            </w:pPr>
+            <w:r>
+              <w:rPr>
+                <w:rtl w:val="0"/>
+              </w:rPr>
+            </w:r>
+          </w:p>
+        </w:tc>
+        <w:tc>
+          <w:tcPr>
+            <w:shd w:fill="auto" w:val="clear"/>
+            <w:tcMar>
+              <w:top w:w="100.0" w:type="dxa"/>
+              <w:left w:w="100.0" w:type="dxa"/>
+              <w:bottom w:w="100.0" w:type="dxa"/>
+              <w:right w:w="100.0" w:type="dxa"/>
+            </w:tcMar>
+            <w:vAlign w:val="top"/>
+          </w:tcPr>
+          <w:p>
+            <w:pPr>
+              <w:widowControl w:val="0"/>
+              <w:spacing w:line="240" w:lineRule="auto"/>
+              <w:rPr>
+                <w:rFonts w:ascii="Times New Roman" w:cs="Times New Roman" w:eastAsia="Times New Roman" w:hAnsi="Times New Roman"/>
+              </w:rPr>
+            </w:pPr>
+            <w:r>
+              <w:rPr>
+                <w:rtl w:val="0"/>
+              </w:rPr>
+            </w:r>
+          </w:p>
+        </w:tc>
+      </w:tr>
+    </w:tbl>
+    <w:p>
+      <w:pPr>
+        <w:rPr>
+          <w:b w:val="1"/>
+          <w:bCs w:val="1"/>
+        </w:rPr>
+      </w:pPr>
+      <w:r>
+        <w:rPr>
+          <w:rtl w:val="0"/>
+        </w:rPr>
+      </w:r>
+    </w:p>
+    <w:p>
+      <w:pPr>
+        <w:keepNext w:val="0"/>
+        <w:keepLines w:val="0"/>
+        <w:spacing w:before="280" w:lineRule="auto"/>
+        <w:rPr>
+          <w:rFonts w:ascii="Times New Roman" w:cs="Times New Roman" w:eastAsia="Times New Roman" w:hAnsi="Times New Roman"/>
+          <w:b w:val="1"/>
+          <w:bCs w:val="1"/>
+        </w:rPr>
+      </w:pPr>
+      <w:r>
+        <w:rPr>
+          <w:rFonts w:ascii="Times New Roman" w:cs="Times New Roman" w:eastAsia="Times New Roman" w:hAnsi="Times New Roman"/>
+          <w:b w:val="1"/>
+          <w:bCs w:val="1"/>
+          <w:rtl w:val="0"/>
+        </w:rPr>
+        <w:t xml:space="preserve">Evidencia</w:t>
+      </w:r>
+    </w:p>
+    <w:p>
+      <w:pPr>
+        <w:keepNext w:val="0"/>
+        <w:keepLines w:val="0"/>
+        <w:spacing w:before="280" w:lineRule="auto"/>
+        <w:rPr>
+          <w:rFonts w:ascii="Times New Roman" w:cs="Times New Roman" w:eastAsia="Times New Roman" w:hAnsi="Times New Roman"/>
+          <w:b w:val="1"/>
+          <w:bCs w:val="1"/>
+        </w:rPr>
+      </w:pPr>
+      <w:r>
+        <w:rPr>
+          <w:rFonts w:ascii="Times New Roman" w:cs="Times New Roman" w:eastAsia="Times New Roman" w:hAnsi="Times New Roman"/>
+          <w:b w:val="1"/>
+          <w:bCs w:val="1"/>
+          <w:rtl w:val="0"/>
+        </w:rPr>
+        <w:t xml:space="preserve">Errores encontrados</w:t>
+      </w:r>
+    </w:p>
+    <w:p>
+      <w:pPr>
+        <w:keepNext w:val="0"/>
+        <w:keepLines w:val="0"/>
+        <w:spacing w:before="280" w:lineRule="auto"/>
+        <w:rPr>
+          <w:rFonts w:ascii="Times New Roman" w:cs="Times New Roman" w:eastAsia="Times New Roman" w:hAnsi="Times New Roman"/>
+        </w:rPr>
+      </w:pPr>
+      <w:r>
+        <w:rPr>
+          <w:rtl w:val="0"/>
+        </w:rPr>
+      </w:r>
+    </w:p>
+    <w:p>
+      <w:pPr>
+        <w:pStyle w:val="Subtitle"/>
+        <w:spacing w:before="280" w:lineRule="auto"/>
+        <w:rPr>
+          <w:rFonts w:ascii="Times New Roman" w:cs="Times New Roman" w:eastAsia="Times New Roman" w:hAnsi="Times New Roman"/>
+          <w:color w:val="000000"/>
+        </w:rPr>
+      </w:pPr>
+      <w:bookmarkStart w:colFirst="0" w:colLast="0" w:name="_2kt9aiy0ids2" w:id="4"/>
+      <w:bookmarkEnd w:id="4"/>
+      <w:r>
+        <w:rPr>
+          <w:rFonts w:ascii="Times New Roman" w:cs="Times New Roman" w:eastAsia="Times New Roman" w:hAnsi="Times New Roman"/>
+          <w:color w:val="000000"/>
+          <w:rtl w:val="0"/>
+        </w:rPr>
+        <w:t xml:space="preserve">4. Resumen de resultados </w:t>
+      </w:r>
+    </w:p>
+    <w:p>
+      <w:pPr>
+        <w:rPr/>
+      </w:pPr>
+      <w:r>
+        <w:rPr>
+          <w:rtl w:val="0"/>
+        </w:rPr>
+      </w:r>
+    </w:p>
+    <w:tbl>
+      <w:tblPr>
+        <w:tblStyle w:val="Table3"/>
         <w:tblW w:w="9029.0" w:type="dxa"/>
         <w:jc w:val="left"/>
         <w:tblBorders>
@@ -376,22 +3233,16 @@
         <w:tblLook w:val="0600"/>
       </w:tblPr>
       <w:tblGrid>
-        <w:gridCol w:w="1289.857142857143"/>
-        <w:gridCol w:w="1289.857142857143"/>
-        <w:gridCol w:w="1289.857142857143"/>
-        <w:gridCol w:w="1289.857142857143"/>
-        <w:gridCol w:w="1289.857142857143"/>
-        <w:gridCol w:w="1289.857142857143"/>
-        <w:gridCol w:w="1289.857142857143"/>
+        <w:gridCol w:w="2257.25"/>
+        <w:gridCol w:w="2257.25"/>
+        <w:gridCol w:w="2257.25"/>
+        <w:gridCol w:w="2257.25"/>
         <w:tblGridChange w:id="0">
           <w:tblGrid>
-            <w:gridCol w:w="1289.857142857143"/>
-            <w:gridCol w:w="1289.857142857143"/>
-            <w:gridCol w:w="1289.857142857143"/>
-            <w:gridCol w:w="1289.857142857143"/>
-            <w:gridCol w:w="1289.857142857143"/>
-            <w:gridCol w:w="1289.857142857143"/>
-            <w:gridCol w:w="1289.857142857143"/>
+            <w:gridCol w:w="2257.25"/>
+            <w:gridCol w:w="2257.25"/>
+            <w:gridCol w:w="2257.25"/>
+            <w:gridCol w:w="2257.25"/>
           </w:tblGrid>
         </w:tblGridChange>
       </w:tblGrid>
@@ -434,7 +3285,7 @@
               <w:rPr>
                 <w:rtl w:val="0"/>
               </w:rPr>
-              <w:t xml:space="preserve">ID</w:t>
+              <w:t xml:space="preserve">Historia </w:t>
             </w:r>
           </w:p>
         </w:tc>
@@ -472,7 +3323,7 @@
               <w:rPr>
                 <w:rtl w:val="0"/>
               </w:rPr>
-              <w:t xml:space="preserve">Caso de prueba </w:t>
+              <w:t xml:space="preserve">Flujo probado </w:t>
             </w:r>
           </w:p>
         </w:tc>
@@ -510,7 +3361,7 @@
               <w:rPr>
                 <w:rtl w:val="0"/>
               </w:rPr>
-              <w:t xml:space="preserve">Precondición </w:t>
+              <w:t xml:space="preserve">Validaciones </w:t>
             </w:r>
           </w:p>
         </w:tc>
@@ -548,10 +3399,16 @@
               <w:rPr>
                 <w:rtl w:val="0"/>
               </w:rPr>
-              <w:t xml:space="preserve">Acción </w:t>
-            </w:r>
-          </w:p>
-        </w:tc>
+              <w:t xml:space="preserve">Validaciones </w:t>
+            </w:r>
+          </w:p>
+        </w:tc>
+      </w:tr>
+      <w:tr>
+        <w:trPr>
+          <w:cantSplit w:val="0"/>
+          <w:tblHeader w:val="0"/>
+        </w:trPr>
         <w:tc>
           <w:tcPr>
             <w:shd w:fill="auto" w:val="clear"/>
@@ -586,7 +3443,7 @@
               <w:rPr>
                 <w:rtl w:val="0"/>
               </w:rPr>
-              <w:t xml:space="preserve">Resultado esperado</w:t>
+              <w:t xml:space="preserve">METAFIT-9 </w:t>
             </w:r>
           </w:p>
         </w:tc>
@@ -624,7 +3481,7 @@
               <w:rPr>
                 <w:rtl w:val="0"/>
               </w:rPr>
-              <w:t xml:space="preserve">Resultado obtenido </w:t>
+              <w:t xml:space="preserve">Plan nutricional </w:t>
             </w:r>
           </w:p>
         </w:tc>
@@ -662,16 +3519,10 @@
               <w:rPr>
                 <w:rtl w:val="0"/>
               </w:rPr>
-              <w:t xml:space="preserve">Estado </w:t>
-            </w:r>
-          </w:p>
-        </w:tc>
-      </w:tr>
-      <w:tr>
-        <w:trPr>
-          <w:cantSplit w:val="0"/>
-          <w:tblHeader w:val="0"/>
-        </w:trPr>
+              <w:t xml:space="preserve">Navegación entre días, comidas expandibles, resumen de macros </w:t>
+            </w:r>
+          </w:p>
+        </w:tc>
         <w:tc>
           <w:tcPr>
             <w:shd w:fill="auto" w:val="clear"/>
@@ -706,10 +3557,16 @@
               <w:rPr>
                 <w:rtl w:val="0"/>
               </w:rPr>
-              <w:t xml:space="preserve">PN-01 </w:t>
-            </w:r>
-          </w:p>
-        </w:tc>
+              <w:t xml:space="preserve">X/X pruebas exitosas</w:t>
+            </w:r>
+          </w:p>
+        </w:tc>
+      </w:tr>
+      <w:tr>
+        <w:trPr>
+          <w:cantSplit w:val="0"/>
+          <w:tblHeader w:val="0"/>
+        </w:trPr>
         <w:tc>
           <w:tcPr>
             <w:shd w:fill="auto" w:val="clear"/>
@@ -744,7 +3601,7 @@
               <w:rPr>
                 <w:rtl w:val="0"/>
               </w:rPr>
-              <w:t xml:space="preserve">Acceso al plan nutricional </w:t>
+              <w:t xml:space="preserve">METAFIT-8</w:t>
             </w:r>
           </w:p>
         </w:tc>
@@ -782,7 +3639,7 @@
               <w:rPr>
                 <w:rtl w:val="0"/>
               </w:rPr>
-              <w:t xml:space="preserve">Afiliado con dieta asignada </w:t>
+              <w:t xml:space="preserve">Rutina de entrenamiento </w:t>
             </w:r>
           </w:p>
         </w:tc>
@@ -820,7 +3677,7 @@
               <w:rPr>
                 <w:rtl w:val="0"/>
               </w:rPr>
-              <w:t xml:space="preserve">Iniciar sesión y acceder al módulo nutricional </w:t>
+              <w:t xml:space="preserve">Navegación entre días, ejercicios expandibles, marcar completado </w:t>
             </w:r>
           </w:p>
         </w:tc>
@@ -858,887 +3715,7 @@
               <w:rPr>
                 <w:rtl w:val="0"/>
               </w:rPr>
-            </w:r>
-          </w:p>
-        </w:tc>
-        <w:tc>
-          <w:tcPr>
-            <w:shd w:fill="auto" w:val="clear"/>
-            <w:tcMar>
-              <w:top w:w="100.0" w:type="dxa"/>
-              <w:left w:w="100.0" w:type="dxa"/>
-              <w:bottom w:w="100.0" w:type="dxa"/>
-              <w:right w:w="100.0" w:type="dxa"/>
-            </w:tcMar>
-            <w:vAlign w:val="top"/>
-          </w:tcPr>
-          <w:p>
-            <w:pPr>
-              <w:keepNext w:val="0"/>
-              <w:keepLines w:val="0"/>
-              <w:pageBreakBefore w:val="0"/>
-              <w:widowControl w:val="0"/>
-              <w:pBdr>
-                <w:top w:space="0" w:sz="0" w:val="nil"/>
-                <w:left w:space="0" w:sz="0" w:val="nil"/>
-                <w:bottom w:space="0" w:sz="0" w:val="nil"/>
-                <w:right w:space="0" w:sz="0" w:val="nil"/>
-                <w:between w:space="0" w:sz="0" w:val="nil"/>
-              </w:pBdr>
-              <w:shd w:fill="auto" w:val="clear"/>
-              <w:spacing w:after="0" w:before="0" w:line="240" w:lineRule="auto"/>
-              <w:ind w:left="0" w:right="0" w:firstLine="0"/>
-              <w:jc w:val="left"/>
-              <w:rPr/>
-            </w:pPr>
-            <w:r>
-              <w:rPr>
-                <w:rtl w:val="0"/>
-              </w:rPr>
-            </w:r>
-          </w:p>
-        </w:tc>
-        <w:tc>
-          <w:tcPr>
-            <w:shd w:fill="auto" w:val="clear"/>
-            <w:tcMar>
-              <w:top w:w="100.0" w:type="dxa"/>
-              <w:left w:w="100.0" w:type="dxa"/>
-              <w:bottom w:w="100.0" w:type="dxa"/>
-              <w:right w:w="100.0" w:type="dxa"/>
-            </w:tcMar>
-            <w:vAlign w:val="top"/>
-          </w:tcPr>
-          <w:p>
-            <w:pPr>
-              <w:keepNext w:val="0"/>
-              <w:keepLines w:val="0"/>
-              <w:pageBreakBefore w:val="0"/>
-              <w:widowControl w:val="0"/>
-              <w:pBdr>
-                <w:top w:space="0" w:sz="0" w:val="nil"/>
-                <w:left w:space="0" w:sz="0" w:val="nil"/>
-                <w:bottom w:space="0" w:sz="0" w:val="nil"/>
-                <w:right w:space="0" w:sz="0" w:val="nil"/>
-                <w:between w:space="0" w:sz="0" w:val="nil"/>
-              </w:pBdr>
-              <w:shd w:fill="auto" w:val="clear"/>
-              <w:spacing w:after="0" w:before="0" w:line="240" w:lineRule="auto"/>
-              <w:ind w:left="0" w:right="0" w:firstLine="0"/>
-              <w:jc w:val="left"/>
-              <w:rPr/>
-            </w:pPr>
-            <w:r>
-              <w:rPr>
-                <w:rtl w:val="0"/>
-              </w:rPr>
-            </w:r>
-          </w:p>
-        </w:tc>
-      </w:tr>
-      <w:tr>
-        <w:trPr>
-          <w:cantSplit w:val="0"/>
-          <w:tblHeader w:val="0"/>
-        </w:trPr>
-        <w:tc>
-          <w:tcPr>
-            <w:shd w:fill="auto" w:val="clear"/>
-            <w:tcMar>
-              <w:top w:w="100.0" w:type="dxa"/>
-              <w:left w:w="100.0" w:type="dxa"/>
-              <w:bottom w:w="100.0" w:type="dxa"/>
-              <w:right w:w="100.0" w:type="dxa"/>
-            </w:tcMar>
-            <w:vAlign w:val="top"/>
-          </w:tcPr>
-          <w:p>
-            <w:pPr>
-              <w:keepNext w:val="0"/>
-              <w:keepLines w:val="0"/>
-              <w:pageBreakBefore w:val="0"/>
-              <w:widowControl w:val="0"/>
-              <w:pBdr>
-                <w:top w:space="0" w:sz="0" w:val="nil"/>
-                <w:left w:space="0" w:sz="0" w:val="nil"/>
-                <w:bottom w:space="0" w:sz="0" w:val="nil"/>
-                <w:right w:space="0" w:sz="0" w:val="nil"/>
-                <w:between w:space="0" w:sz="0" w:val="nil"/>
-              </w:pBdr>
-              <w:shd w:fill="auto" w:val="clear"/>
-              <w:spacing w:after="0" w:before="0" w:line="240" w:lineRule="auto"/>
-              <w:ind w:left="0" w:right="0" w:firstLine="0"/>
-              <w:jc w:val="left"/>
-              <w:rPr/>
-            </w:pPr>
-            <w:r>
-              <w:rPr>
-                <w:rtl w:val="0"/>
-              </w:rPr>
-              <w:t xml:space="preserve">PN-02</w:t>
-            </w:r>
-          </w:p>
-        </w:tc>
-        <w:tc>
-          <w:tcPr>
-            <w:shd w:fill="auto" w:val="clear"/>
-            <w:tcMar>
-              <w:top w:w="100.0" w:type="dxa"/>
-              <w:left w:w="100.0" w:type="dxa"/>
-              <w:bottom w:w="100.0" w:type="dxa"/>
-              <w:right w:w="100.0" w:type="dxa"/>
-            </w:tcMar>
-            <w:vAlign w:val="top"/>
-          </w:tcPr>
-          <w:p>
-            <w:pPr>
-              <w:keepNext w:val="0"/>
-              <w:keepLines w:val="0"/>
-              <w:pageBreakBefore w:val="0"/>
-              <w:widowControl w:val="0"/>
-              <w:pBdr>
-                <w:top w:space="0" w:sz="0" w:val="nil"/>
-                <w:left w:space="0" w:sz="0" w:val="nil"/>
-                <w:bottom w:space="0" w:sz="0" w:val="nil"/>
-                <w:right w:space="0" w:sz="0" w:val="nil"/>
-                <w:between w:space="0" w:sz="0" w:val="nil"/>
-              </w:pBdr>
-              <w:shd w:fill="auto" w:val="clear"/>
-              <w:spacing w:after="0" w:before="0" w:line="240" w:lineRule="auto"/>
-              <w:ind w:left="0" w:right="0" w:firstLine="0"/>
-              <w:jc w:val="left"/>
-              <w:rPr/>
-            </w:pPr>
-            <w:r>
-              <w:rPr>
-                <w:rtl w:val="0"/>
-              </w:rPr>
-              <w:t xml:space="preserve">Navegación entre días </w:t>
-            </w:r>
-          </w:p>
-        </w:tc>
-        <w:tc>
-          <w:tcPr>
-            <w:shd w:fill="auto" w:val="clear"/>
-            <w:tcMar>
-              <w:top w:w="100.0" w:type="dxa"/>
-              <w:left w:w="100.0" w:type="dxa"/>
-              <w:bottom w:w="100.0" w:type="dxa"/>
-              <w:right w:w="100.0" w:type="dxa"/>
-            </w:tcMar>
-            <w:vAlign w:val="top"/>
-          </w:tcPr>
-          <w:p>
-            <w:pPr>
-              <w:keepNext w:val="0"/>
-              <w:keepLines w:val="0"/>
-              <w:pageBreakBefore w:val="0"/>
-              <w:widowControl w:val="0"/>
-              <w:pBdr>
-                <w:top w:space="0" w:sz="0" w:val="nil"/>
-                <w:left w:space="0" w:sz="0" w:val="nil"/>
-                <w:bottom w:space="0" w:sz="0" w:val="nil"/>
-                <w:right w:space="0" w:sz="0" w:val="nil"/>
-                <w:between w:space="0" w:sz="0" w:val="nil"/>
-              </w:pBdr>
-              <w:shd w:fill="auto" w:val="clear"/>
-              <w:spacing w:after="0" w:before="0" w:line="240" w:lineRule="auto"/>
-              <w:ind w:left="0" w:right="0" w:firstLine="0"/>
-              <w:jc w:val="left"/>
-              <w:rPr/>
-            </w:pPr>
-            <w:r>
-              <w:rPr>
-                <w:rtl w:val="0"/>
-              </w:rPr>
-              <w:t xml:space="preserve">Plan con varios días </w:t>
-            </w:r>
-          </w:p>
-        </w:tc>
-        <w:tc>
-          <w:tcPr>
-            <w:shd w:fill="auto" w:val="clear"/>
-            <w:tcMar>
-              <w:top w:w="100.0" w:type="dxa"/>
-              <w:left w:w="100.0" w:type="dxa"/>
-              <w:bottom w:w="100.0" w:type="dxa"/>
-              <w:right w:w="100.0" w:type="dxa"/>
-            </w:tcMar>
-            <w:vAlign w:val="top"/>
-          </w:tcPr>
-          <w:p>
-            <w:pPr>
-              <w:keepNext w:val="0"/>
-              <w:keepLines w:val="0"/>
-              <w:pageBreakBefore w:val="0"/>
-              <w:widowControl w:val="0"/>
-              <w:pBdr>
-                <w:top w:space="0" w:sz="0" w:val="nil"/>
-                <w:left w:space="0" w:sz="0" w:val="nil"/>
-                <w:bottom w:space="0" w:sz="0" w:val="nil"/>
-                <w:right w:space="0" w:sz="0" w:val="nil"/>
-                <w:between w:space="0" w:sz="0" w:val="nil"/>
-              </w:pBdr>
-              <w:shd w:fill="auto" w:val="clear"/>
-              <w:spacing w:after="0" w:before="0" w:line="240" w:lineRule="auto"/>
-              <w:ind w:left="0" w:right="0" w:firstLine="0"/>
-              <w:jc w:val="left"/>
-              <w:rPr/>
-            </w:pPr>
-            <w:r>
-              <w:rPr>
-                <w:rtl w:val="0"/>
-              </w:rPr>
-              <w:t xml:space="preserve">Cambiar entre los días disponibles </w:t>
-            </w:r>
-          </w:p>
-        </w:tc>
-        <w:tc>
-          <w:tcPr>
-            <w:shd w:fill="auto" w:val="clear"/>
-            <w:tcMar>
-              <w:top w:w="100.0" w:type="dxa"/>
-              <w:left w:w="100.0" w:type="dxa"/>
-              <w:bottom w:w="100.0" w:type="dxa"/>
-              <w:right w:w="100.0" w:type="dxa"/>
-            </w:tcMar>
-            <w:vAlign w:val="top"/>
-          </w:tcPr>
-          <w:p>
-            <w:pPr>
-              <w:keepNext w:val="0"/>
-              <w:keepLines w:val="0"/>
-              <w:pageBreakBefore w:val="0"/>
-              <w:widowControl w:val="0"/>
-              <w:pBdr>
-                <w:top w:space="0" w:sz="0" w:val="nil"/>
-                <w:left w:space="0" w:sz="0" w:val="nil"/>
-                <w:bottom w:space="0" w:sz="0" w:val="nil"/>
-                <w:right w:space="0" w:sz="0" w:val="nil"/>
-                <w:between w:space="0" w:sz="0" w:val="nil"/>
-              </w:pBdr>
-              <w:shd w:fill="auto" w:val="clear"/>
-              <w:spacing w:after="0" w:before="0" w:line="240" w:lineRule="auto"/>
-              <w:ind w:left="0" w:right="0" w:firstLine="0"/>
-              <w:jc w:val="left"/>
-              <w:rPr/>
-            </w:pPr>
-            <w:r>
-              <w:rPr>
-                <w:rtl w:val="0"/>
-              </w:rPr>
-            </w:r>
-          </w:p>
-        </w:tc>
-        <w:tc>
-          <w:tcPr>
-            <w:shd w:fill="auto" w:val="clear"/>
-            <w:tcMar>
-              <w:top w:w="100.0" w:type="dxa"/>
-              <w:left w:w="100.0" w:type="dxa"/>
-              <w:bottom w:w="100.0" w:type="dxa"/>
-              <w:right w:w="100.0" w:type="dxa"/>
-            </w:tcMar>
-            <w:vAlign w:val="top"/>
-          </w:tcPr>
-          <w:p>
-            <w:pPr>
-              <w:keepNext w:val="0"/>
-              <w:keepLines w:val="0"/>
-              <w:pageBreakBefore w:val="0"/>
-              <w:widowControl w:val="0"/>
-              <w:pBdr>
-                <w:top w:space="0" w:sz="0" w:val="nil"/>
-                <w:left w:space="0" w:sz="0" w:val="nil"/>
-                <w:bottom w:space="0" w:sz="0" w:val="nil"/>
-                <w:right w:space="0" w:sz="0" w:val="nil"/>
-                <w:between w:space="0" w:sz="0" w:val="nil"/>
-              </w:pBdr>
-              <w:shd w:fill="auto" w:val="clear"/>
-              <w:spacing w:after="0" w:before="0" w:line="240" w:lineRule="auto"/>
-              <w:ind w:left="0" w:right="0" w:firstLine="0"/>
-              <w:jc w:val="left"/>
-              <w:rPr/>
-            </w:pPr>
-            <w:r>
-              <w:rPr>
-                <w:rtl w:val="0"/>
-              </w:rPr>
-            </w:r>
-          </w:p>
-        </w:tc>
-        <w:tc>
-          <w:tcPr>
-            <w:shd w:fill="auto" w:val="clear"/>
-            <w:tcMar>
-              <w:top w:w="100.0" w:type="dxa"/>
-              <w:left w:w="100.0" w:type="dxa"/>
-              <w:bottom w:w="100.0" w:type="dxa"/>
-              <w:right w:w="100.0" w:type="dxa"/>
-            </w:tcMar>
-            <w:vAlign w:val="top"/>
-          </w:tcPr>
-          <w:p>
-            <w:pPr>
-              <w:keepNext w:val="0"/>
-              <w:keepLines w:val="0"/>
-              <w:pageBreakBefore w:val="0"/>
-              <w:widowControl w:val="0"/>
-              <w:pBdr>
-                <w:top w:space="0" w:sz="0" w:val="nil"/>
-                <w:left w:space="0" w:sz="0" w:val="nil"/>
-                <w:bottom w:space="0" w:sz="0" w:val="nil"/>
-                <w:right w:space="0" w:sz="0" w:val="nil"/>
-                <w:between w:space="0" w:sz="0" w:val="nil"/>
-              </w:pBdr>
-              <w:shd w:fill="auto" w:val="clear"/>
-              <w:spacing w:after="0" w:before="0" w:line="240" w:lineRule="auto"/>
-              <w:ind w:left="0" w:right="0" w:firstLine="0"/>
-              <w:jc w:val="left"/>
-              <w:rPr/>
-            </w:pPr>
-            <w:r>
-              <w:rPr>
-                <w:rtl w:val="0"/>
-              </w:rPr>
-            </w:r>
-          </w:p>
-        </w:tc>
-      </w:tr>
-      <w:tr>
-        <w:trPr>
-          <w:cantSplit w:val="0"/>
-          <w:tblHeader w:val="0"/>
-        </w:trPr>
-        <w:tc>
-          <w:tcPr>
-            <w:shd w:fill="auto" w:val="clear"/>
-            <w:tcMar>
-              <w:top w:w="100.0" w:type="dxa"/>
-              <w:left w:w="100.0" w:type="dxa"/>
-              <w:bottom w:w="100.0" w:type="dxa"/>
-              <w:right w:w="100.0" w:type="dxa"/>
-            </w:tcMar>
-            <w:vAlign w:val="top"/>
-          </w:tcPr>
-          <w:p>
-            <w:pPr>
-              <w:keepNext w:val="0"/>
-              <w:keepLines w:val="0"/>
-              <w:pageBreakBefore w:val="0"/>
-              <w:widowControl w:val="0"/>
-              <w:pBdr>
-                <w:top w:space="0" w:sz="0" w:val="nil"/>
-                <w:left w:space="0" w:sz="0" w:val="nil"/>
-                <w:bottom w:space="0" w:sz="0" w:val="nil"/>
-                <w:right w:space="0" w:sz="0" w:val="nil"/>
-                <w:between w:space="0" w:sz="0" w:val="nil"/>
-              </w:pBdr>
-              <w:shd w:fill="auto" w:val="clear"/>
-              <w:spacing w:after="0" w:before="0" w:line="240" w:lineRule="auto"/>
-              <w:ind w:left="0" w:right="0" w:firstLine="0"/>
-              <w:jc w:val="left"/>
-              <w:rPr/>
-            </w:pPr>
-            <w:r>
-              <w:rPr>
-                <w:rtl w:val="0"/>
-              </w:rPr>
-              <w:t xml:space="preserve">PN-03 </w:t>
-            </w:r>
-          </w:p>
-        </w:tc>
-        <w:tc>
-          <w:tcPr>
-            <w:shd w:fill="auto" w:val="clear"/>
-            <w:tcMar>
-              <w:top w:w="100.0" w:type="dxa"/>
-              <w:left w:w="100.0" w:type="dxa"/>
-              <w:bottom w:w="100.0" w:type="dxa"/>
-              <w:right w:w="100.0" w:type="dxa"/>
-            </w:tcMar>
-            <w:vAlign w:val="top"/>
-          </w:tcPr>
-          <w:p>
-            <w:pPr>
-              <w:keepNext w:val="0"/>
-              <w:keepLines w:val="0"/>
-              <w:pageBreakBefore w:val="0"/>
-              <w:widowControl w:val="0"/>
-              <w:pBdr>
-                <w:top w:space="0" w:sz="0" w:val="nil"/>
-                <w:left w:space="0" w:sz="0" w:val="nil"/>
-                <w:bottom w:space="0" w:sz="0" w:val="nil"/>
-                <w:right w:space="0" w:sz="0" w:val="nil"/>
-                <w:between w:space="0" w:sz="0" w:val="nil"/>
-              </w:pBdr>
-              <w:shd w:fill="auto" w:val="clear"/>
-              <w:spacing w:after="0" w:before="0" w:line="240" w:lineRule="auto"/>
-              <w:ind w:left="0" w:right="0" w:firstLine="0"/>
-              <w:jc w:val="left"/>
-              <w:rPr/>
-            </w:pPr>
-            <w:r>
-              <w:rPr>
-                <w:rtl w:val="0"/>
-              </w:rPr>
-              <w:t xml:space="preserve">Expandir comidas </w:t>
-            </w:r>
-          </w:p>
-        </w:tc>
-        <w:tc>
-          <w:tcPr>
-            <w:shd w:fill="auto" w:val="clear"/>
-            <w:tcMar>
-              <w:top w:w="100.0" w:type="dxa"/>
-              <w:left w:w="100.0" w:type="dxa"/>
-              <w:bottom w:w="100.0" w:type="dxa"/>
-              <w:right w:w="100.0" w:type="dxa"/>
-            </w:tcMar>
-            <w:vAlign w:val="top"/>
-          </w:tcPr>
-          <w:p>
-            <w:pPr>
-              <w:keepNext w:val="0"/>
-              <w:keepLines w:val="0"/>
-              <w:pageBreakBefore w:val="0"/>
-              <w:widowControl w:val="0"/>
-              <w:pBdr>
-                <w:top w:space="0" w:sz="0" w:val="nil"/>
-                <w:left w:space="0" w:sz="0" w:val="nil"/>
-                <w:bottom w:space="0" w:sz="0" w:val="nil"/>
-                <w:right w:space="0" w:sz="0" w:val="nil"/>
-                <w:between w:space="0" w:sz="0" w:val="nil"/>
-              </w:pBdr>
-              <w:shd w:fill="auto" w:val="clear"/>
-              <w:spacing w:after="0" w:before="0" w:line="240" w:lineRule="auto"/>
-              <w:ind w:left="0" w:right="0" w:firstLine="0"/>
-              <w:jc w:val="left"/>
-              <w:rPr/>
-            </w:pPr>
-            <w:r>
-              <w:rPr>
-                <w:rtl w:val="0"/>
-              </w:rPr>
-              <w:t xml:space="preserve">Plan con comidas registradas </w:t>
-            </w:r>
-          </w:p>
-        </w:tc>
-        <w:tc>
-          <w:tcPr>
-            <w:shd w:fill="auto" w:val="clear"/>
-            <w:tcMar>
-              <w:top w:w="100.0" w:type="dxa"/>
-              <w:left w:w="100.0" w:type="dxa"/>
-              <w:bottom w:w="100.0" w:type="dxa"/>
-              <w:right w:w="100.0" w:type="dxa"/>
-            </w:tcMar>
-            <w:vAlign w:val="top"/>
-          </w:tcPr>
-          <w:p>
-            <w:pPr>
-              <w:keepNext w:val="0"/>
-              <w:keepLines w:val="0"/>
-              <w:pageBreakBefore w:val="0"/>
-              <w:widowControl w:val="0"/>
-              <w:pBdr>
-                <w:top w:space="0" w:sz="0" w:val="nil"/>
-                <w:left w:space="0" w:sz="0" w:val="nil"/>
-                <w:bottom w:space="0" w:sz="0" w:val="nil"/>
-                <w:right w:space="0" w:sz="0" w:val="nil"/>
-                <w:between w:space="0" w:sz="0" w:val="nil"/>
-              </w:pBdr>
-              <w:shd w:fill="auto" w:val="clear"/>
-              <w:spacing w:after="0" w:before="0" w:line="240" w:lineRule="auto"/>
-              <w:ind w:left="0" w:right="0" w:firstLine="0"/>
-              <w:jc w:val="left"/>
-              <w:rPr/>
-            </w:pPr>
-            <w:r>
-              <w:rPr>
-                <w:rtl w:val="0"/>
-              </w:rPr>
-              <w:t xml:space="preserve">Expandir una comida </w:t>
-            </w:r>
-          </w:p>
-        </w:tc>
-        <w:tc>
-          <w:tcPr>
-            <w:shd w:fill="auto" w:val="clear"/>
-            <w:tcMar>
-              <w:top w:w="100.0" w:type="dxa"/>
-              <w:left w:w="100.0" w:type="dxa"/>
-              <w:bottom w:w="100.0" w:type="dxa"/>
-              <w:right w:w="100.0" w:type="dxa"/>
-            </w:tcMar>
-            <w:vAlign w:val="top"/>
-          </w:tcPr>
-          <w:p>
-            <w:pPr>
-              <w:keepNext w:val="0"/>
-              <w:keepLines w:val="0"/>
-              <w:pageBreakBefore w:val="0"/>
-              <w:widowControl w:val="0"/>
-              <w:pBdr>
-                <w:top w:space="0" w:sz="0" w:val="nil"/>
-                <w:left w:space="0" w:sz="0" w:val="nil"/>
-                <w:bottom w:space="0" w:sz="0" w:val="nil"/>
-                <w:right w:space="0" w:sz="0" w:val="nil"/>
-                <w:between w:space="0" w:sz="0" w:val="nil"/>
-              </w:pBdr>
-              <w:shd w:fill="auto" w:val="clear"/>
-              <w:spacing w:after="0" w:before="0" w:line="240" w:lineRule="auto"/>
-              <w:ind w:left="0" w:right="0" w:firstLine="0"/>
-              <w:jc w:val="left"/>
-              <w:rPr/>
-            </w:pPr>
-            <w:r>
-              <w:rPr>
-                <w:rtl w:val="0"/>
-              </w:rPr>
-            </w:r>
-          </w:p>
-        </w:tc>
-        <w:tc>
-          <w:tcPr>
-            <w:shd w:fill="auto" w:val="clear"/>
-            <w:tcMar>
-              <w:top w:w="100.0" w:type="dxa"/>
-              <w:left w:w="100.0" w:type="dxa"/>
-              <w:bottom w:w="100.0" w:type="dxa"/>
-              <w:right w:w="100.0" w:type="dxa"/>
-            </w:tcMar>
-            <w:vAlign w:val="top"/>
-          </w:tcPr>
-          <w:p>
-            <w:pPr>
-              <w:keepNext w:val="0"/>
-              <w:keepLines w:val="0"/>
-              <w:pageBreakBefore w:val="0"/>
-              <w:widowControl w:val="0"/>
-              <w:pBdr>
-                <w:top w:space="0" w:sz="0" w:val="nil"/>
-                <w:left w:space="0" w:sz="0" w:val="nil"/>
-                <w:bottom w:space="0" w:sz="0" w:val="nil"/>
-                <w:right w:space="0" w:sz="0" w:val="nil"/>
-                <w:between w:space="0" w:sz="0" w:val="nil"/>
-              </w:pBdr>
-              <w:shd w:fill="auto" w:val="clear"/>
-              <w:spacing w:after="0" w:before="0" w:line="240" w:lineRule="auto"/>
-              <w:ind w:left="0" w:right="0" w:firstLine="0"/>
-              <w:jc w:val="left"/>
-              <w:rPr/>
-            </w:pPr>
-            <w:r>
-              <w:rPr>
-                <w:rtl w:val="0"/>
-              </w:rPr>
-            </w:r>
-          </w:p>
-        </w:tc>
-        <w:tc>
-          <w:tcPr>
-            <w:shd w:fill="auto" w:val="clear"/>
-            <w:tcMar>
-              <w:top w:w="100.0" w:type="dxa"/>
-              <w:left w:w="100.0" w:type="dxa"/>
-              <w:bottom w:w="100.0" w:type="dxa"/>
-              <w:right w:w="100.0" w:type="dxa"/>
-            </w:tcMar>
-            <w:vAlign w:val="top"/>
-          </w:tcPr>
-          <w:p>
-            <w:pPr>
-              <w:keepNext w:val="0"/>
-              <w:keepLines w:val="0"/>
-              <w:pageBreakBefore w:val="0"/>
-              <w:widowControl w:val="0"/>
-              <w:pBdr>
-                <w:top w:space="0" w:sz="0" w:val="nil"/>
-                <w:left w:space="0" w:sz="0" w:val="nil"/>
-                <w:bottom w:space="0" w:sz="0" w:val="nil"/>
-                <w:right w:space="0" w:sz="0" w:val="nil"/>
-                <w:between w:space="0" w:sz="0" w:val="nil"/>
-              </w:pBdr>
-              <w:shd w:fill="auto" w:val="clear"/>
-              <w:spacing w:after="0" w:before="0" w:line="240" w:lineRule="auto"/>
-              <w:ind w:left="0" w:right="0" w:firstLine="0"/>
-              <w:jc w:val="left"/>
-              <w:rPr/>
-            </w:pPr>
-            <w:r>
-              <w:rPr>
-                <w:rtl w:val="0"/>
-              </w:rPr>
-            </w:r>
-          </w:p>
-        </w:tc>
-      </w:tr>
-      <w:tr>
-        <w:trPr>
-          <w:cantSplit w:val="0"/>
-          <w:tblHeader w:val="0"/>
-        </w:trPr>
-        <w:tc>
-          <w:tcPr>
-            <w:shd w:fill="auto" w:val="clear"/>
-            <w:tcMar>
-              <w:top w:w="100.0" w:type="dxa"/>
-              <w:left w:w="100.0" w:type="dxa"/>
-              <w:bottom w:w="100.0" w:type="dxa"/>
-              <w:right w:w="100.0" w:type="dxa"/>
-            </w:tcMar>
-            <w:vAlign w:val="top"/>
-          </w:tcPr>
-          <w:p>
-            <w:pPr>
-              <w:keepNext w:val="0"/>
-              <w:keepLines w:val="0"/>
-              <w:pageBreakBefore w:val="0"/>
-              <w:widowControl w:val="0"/>
-              <w:pBdr>
-                <w:top w:space="0" w:sz="0" w:val="nil"/>
-                <w:left w:space="0" w:sz="0" w:val="nil"/>
-                <w:bottom w:space="0" w:sz="0" w:val="nil"/>
-                <w:right w:space="0" w:sz="0" w:val="nil"/>
-                <w:between w:space="0" w:sz="0" w:val="nil"/>
-              </w:pBdr>
-              <w:shd w:fill="auto" w:val="clear"/>
-              <w:spacing w:after="0" w:before="0" w:line="240" w:lineRule="auto"/>
-              <w:ind w:left="0" w:right="0" w:firstLine="0"/>
-              <w:jc w:val="left"/>
-              <w:rPr/>
-            </w:pPr>
-            <w:r>
-              <w:rPr>
-                <w:rtl w:val="0"/>
-              </w:rPr>
-              <w:t xml:space="preserve">PN-04 </w:t>
-            </w:r>
-          </w:p>
-        </w:tc>
-        <w:tc>
-          <w:tcPr>
-            <w:shd w:fill="auto" w:val="clear"/>
-            <w:tcMar>
-              <w:top w:w="100.0" w:type="dxa"/>
-              <w:left w:w="100.0" w:type="dxa"/>
-              <w:bottom w:w="100.0" w:type="dxa"/>
-              <w:right w:w="100.0" w:type="dxa"/>
-            </w:tcMar>
-            <w:vAlign w:val="top"/>
-          </w:tcPr>
-          <w:p>
-            <w:pPr>
-              <w:keepNext w:val="0"/>
-              <w:keepLines w:val="0"/>
-              <w:pageBreakBefore w:val="0"/>
-              <w:widowControl w:val="0"/>
-              <w:pBdr>
-                <w:top w:space="0" w:sz="0" w:val="nil"/>
-                <w:left w:space="0" w:sz="0" w:val="nil"/>
-                <w:bottom w:space="0" w:sz="0" w:val="nil"/>
-                <w:right w:space="0" w:sz="0" w:val="nil"/>
-                <w:between w:space="0" w:sz="0" w:val="nil"/>
-              </w:pBdr>
-              <w:shd w:fill="auto" w:val="clear"/>
-              <w:spacing w:after="0" w:before="0" w:line="240" w:lineRule="auto"/>
-              <w:ind w:left="0" w:right="0" w:firstLine="0"/>
-              <w:jc w:val="left"/>
-              <w:rPr/>
-            </w:pPr>
-            <w:r>
-              <w:rPr>
-                <w:rtl w:val="0"/>
-              </w:rPr>
-              <w:t xml:space="preserve">Resumen de macronutrientes </w:t>
-            </w:r>
-          </w:p>
-        </w:tc>
-        <w:tc>
-          <w:tcPr>
-            <w:shd w:fill="auto" w:val="clear"/>
-            <w:tcMar>
-              <w:top w:w="100.0" w:type="dxa"/>
-              <w:left w:w="100.0" w:type="dxa"/>
-              <w:bottom w:w="100.0" w:type="dxa"/>
-              <w:right w:w="100.0" w:type="dxa"/>
-            </w:tcMar>
-            <w:vAlign w:val="top"/>
-          </w:tcPr>
-          <w:p>
-            <w:pPr>
-              <w:keepNext w:val="0"/>
-              <w:keepLines w:val="0"/>
-              <w:pageBreakBefore w:val="0"/>
-              <w:widowControl w:val="0"/>
-              <w:pBdr>
-                <w:top w:space="0" w:sz="0" w:val="nil"/>
-                <w:left w:space="0" w:sz="0" w:val="nil"/>
-                <w:bottom w:space="0" w:sz="0" w:val="nil"/>
-                <w:right w:space="0" w:sz="0" w:val="nil"/>
-                <w:between w:space="0" w:sz="0" w:val="nil"/>
-              </w:pBdr>
-              <w:shd w:fill="auto" w:val="clear"/>
-              <w:spacing w:after="0" w:before="0" w:line="240" w:lineRule="auto"/>
-              <w:ind w:left="0" w:right="0" w:firstLine="0"/>
-              <w:jc w:val="left"/>
-              <w:rPr/>
-            </w:pPr>
-            <w:r>
-              <w:rPr>
-                <w:rtl w:val="0"/>
-              </w:rPr>
-              <w:t xml:space="preserve">Plan con información nutricional </w:t>
-            </w:r>
-          </w:p>
-        </w:tc>
-        <w:tc>
-          <w:tcPr>
-            <w:shd w:fill="auto" w:val="clear"/>
-            <w:tcMar>
-              <w:top w:w="100.0" w:type="dxa"/>
-              <w:left w:w="100.0" w:type="dxa"/>
-              <w:bottom w:w="100.0" w:type="dxa"/>
-              <w:right w:w="100.0" w:type="dxa"/>
-            </w:tcMar>
-            <w:vAlign w:val="top"/>
-          </w:tcPr>
-          <w:p>
-            <w:pPr>
-              <w:keepNext w:val="0"/>
-              <w:keepLines w:val="0"/>
-              <w:pageBreakBefore w:val="0"/>
-              <w:widowControl w:val="0"/>
-              <w:pBdr>
-                <w:top w:space="0" w:sz="0" w:val="nil"/>
-                <w:left w:space="0" w:sz="0" w:val="nil"/>
-                <w:bottom w:space="0" w:sz="0" w:val="nil"/>
-                <w:right w:space="0" w:sz="0" w:val="nil"/>
-                <w:between w:space="0" w:sz="0" w:val="nil"/>
-              </w:pBdr>
-              <w:shd w:fill="auto" w:val="clear"/>
-              <w:spacing w:after="0" w:before="0" w:line="240" w:lineRule="auto"/>
-              <w:ind w:left="0" w:right="0" w:firstLine="0"/>
-              <w:jc w:val="left"/>
-              <w:rPr/>
-            </w:pPr>
-            <w:r>
-              <w:rPr>
-                <w:rtl w:val="0"/>
-              </w:rPr>
-              <w:t xml:space="preserve">Consultar el resumen de macros </w:t>
-            </w:r>
-          </w:p>
-        </w:tc>
-        <w:tc>
-          <w:tcPr>
-            <w:shd w:fill="auto" w:val="clear"/>
-            <w:tcMar>
-              <w:top w:w="100.0" w:type="dxa"/>
-              <w:left w:w="100.0" w:type="dxa"/>
-              <w:bottom w:w="100.0" w:type="dxa"/>
-              <w:right w:w="100.0" w:type="dxa"/>
-            </w:tcMar>
-            <w:vAlign w:val="top"/>
-          </w:tcPr>
-          <w:p>
-            <w:pPr>
-              <w:keepNext w:val="0"/>
-              <w:keepLines w:val="0"/>
-              <w:pageBreakBefore w:val="0"/>
-              <w:widowControl w:val="0"/>
-              <w:pBdr>
-                <w:top w:space="0" w:sz="0" w:val="nil"/>
-                <w:left w:space="0" w:sz="0" w:val="nil"/>
-                <w:bottom w:space="0" w:sz="0" w:val="nil"/>
-                <w:right w:space="0" w:sz="0" w:val="nil"/>
-                <w:between w:space="0" w:sz="0" w:val="nil"/>
-              </w:pBdr>
-              <w:shd w:fill="auto" w:val="clear"/>
-              <w:spacing w:after="0" w:before="0" w:line="240" w:lineRule="auto"/>
-              <w:ind w:left="0" w:right="0" w:firstLine="0"/>
-              <w:jc w:val="left"/>
-              <w:rPr/>
-            </w:pPr>
-            <w:r>
-              <w:rPr>
-                <w:rtl w:val="0"/>
-              </w:rPr>
-            </w:r>
-          </w:p>
-        </w:tc>
-        <w:tc>
-          <w:tcPr>
-            <w:shd w:fill="auto" w:val="clear"/>
-            <w:tcMar>
-              <w:top w:w="100.0" w:type="dxa"/>
-              <w:left w:w="100.0" w:type="dxa"/>
-              <w:bottom w:w="100.0" w:type="dxa"/>
-              <w:right w:w="100.0" w:type="dxa"/>
-            </w:tcMar>
-            <w:vAlign w:val="top"/>
-          </w:tcPr>
-          <w:p>
-            <w:pPr>
-              <w:keepNext w:val="0"/>
-              <w:keepLines w:val="0"/>
-              <w:pageBreakBefore w:val="0"/>
-              <w:widowControl w:val="0"/>
-              <w:pBdr>
-                <w:top w:space="0" w:sz="0" w:val="nil"/>
-                <w:left w:space="0" w:sz="0" w:val="nil"/>
-                <w:bottom w:space="0" w:sz="0" w:val="nil"/>
-                <w:right w:space="0" w:sz="0" w:val="nil"/>
-                <w:between w:space="0" w:sz="0" w:val="nil"/>
-              </w:pBdr>
-              <w:shd w:fill="auto" w:val="clear"/>
-              <w:spacing w:after="0" w:before="0" w:line="240" w:lineRule="auto"/>
-              <w:ind w:left="0" w:right="0" w:firstLine="0"/>
-              <w:jc w:val="left"/>
-              <w:rPr/>
-            </w:pPr>
-            <w:r>
-              <w:rPr>
-                <w:rtl w:val="0"/>
-              </w:rPr>
-            </w:r>
-          </w:p>
-        </w:tc>
-        <w:tc>
-          <w:tcPr>
-            <w:shd w:fill="auto" w:val="clear"/>
-            <w:tcMar>
-              <w:top w:w="100.0" w:type="dxa"/>
-              <w:left w:w="100.0" w:type="dxa"/>
-              <w:bottom w:w="100.0" w:type="dxa"/>
-              <w:right w:w="100.0" w:type="dxa"/>
-            </w:tcMar>
-            <w:vAlign w:val="top"/>
-          </w:tcPr>
-          <w:p>
-            <w:pPr>
-              <w:keepNext w:val="0"/>
-              <w:keepLines w:val="0"/>
-              <w:pageBreakBefore w:val="0"/>
-              <w:widowControl w:val="0"/>
-              <w:pBdr>
-                <w:top w:space="0" w:sz="0" w:val="nil"/>
-                <w:left w:space="0" w:sz="0" w:val="nil"/>
-                <w:bottom w:space="0" w:sz="0" w:val="nil"/>
-                <w:right w:space="0" w:sz="0" w:val="nil"/>
-                <w:between w:space="0" w:sz="0" w:val="nil"/>
-              </w:pBdr>
-              <w:shd w:fill="auto" w:val="clear"/>
-              <w:spacing w:after="0" w:before="0" w:line="240" w:lineRule="auto"/>
-              <w:ind w:left="0" w:right="0" w:firstLine="0"/>
-              <w:jc w:val="left"/>
-              <w:rPr/>
-            </w:pPr>
-            <w:r>
-              <w:rPr>
-                <w:rtl w:val="0"/>
-              </w:rPr>
+              <w:t xml:space="preserve">X/X pruebas exitosas</w:t>
             </w:r>
           </w:p>
         </w:tc>
@@ -1752,6 +3729,149 @@
         <w:rPr>
           <w:rtl w:val="0"/>
         </w:rPr>
+      </w:r>
+    </w:p>
+    <w:p>
+      <w:pPr>
+        <w:rPr>
+          <w:rFonts w:ascii="Times New Roman" w:cs="Times New Roman" w:eastAsia="Times New Roman" w:hAnsi="Times New Roman"/>
+        </w:rPr>
+      </w:pPr>
+      <w:r>
+        <w:rPr>
+          <w:rFonts w:ascii="Times New Roman" w:cs="Times New Roman" w:eastAsia="Times New Roman" w:hAnsi="Times New Roman"/>
+        </w:rPr>
+        <w:drawing>
+          <wp:inline distB="114300" distT="114300" distL="114300" distR="114300">
+            <wp:extent cx="5731200" cy="12839700"/>
+            <wp:effectExtent b="0" l="0" r="0" t="0"/>
+            <wp:docPr id="1" name="image1.jpg"/>
+            <a:graphic>
+              <a:graphicData uri="http://schemas.openxmlformats.org/drawingml/2006/picture">
+                <pic:pic>
+                  <pic:nvPicPr>
+                    <pic:cNvPr id="0" name="image1.jpg"/>
+                    <pic:cNvPicPr preferRelativeResize="0"/>
+                  </pic:nvPicPr>
+                  <pic:blipFill>
+                    <a:blip r:embed="rId6"/>
+                    <a:srcRect b="0" l="0" r="0" t="0"/>
+                    <a:stretch>
+                      <a:fillRect/>
+                    </a:stretch>
+                  </pic:blipFill>
+                  <pic:spPr>
+                    <a:xfrm>
+                      <a:off x="0" y="0"/>
+                      <a:ext cx="5731200" cy="12839700"/>
+                    </a:xfrm>
+                    <a:prstGeom prst="rect"/>
+                    <a:ln/>
+                  </pic:spPr>
+                </pic:pic>
+              </a:graphicData>
+            </a:graphic>
+          </wp:inline>
+        </w:drawing>
+      </w:r>
+      <w:r>
+        <w:rPr>
+          <w:rtl w:val="0"/>
+        </w:rPr>
+      </w:r>
+    </w:p>
+    <w:p>
+      <w:pPr>
+        <w:rPr>
+          <w:rFonts w:ascii="Times New Roman" w:cs="Times New Roman" w:eastAsia="Times New Roman" w:hAnsi="Times New Roman"/>
+        </w:rPr>
+      </w:pPr>
+      <w:r>
+        <w:rPr>
+          <w:rtl w:val="0"/>
+        </w:rPr>
+      </w:r>
+    </w:p>
+    <w:p>
+      <w:pPr>
+        <w:rPr>
+          <w:rFonts w:ascii="Times New Roman" w:cs="Times New Roman" w:eastAsia="Times New Roman" w:hAnsi="Times New Roman"/>
+        </w:rPr>
+      </w:pPr>
+      <w:r>
+        <w:rPr>
+          <w:rFonts w:ascii="Times New Roman" w:cs="Times New Roman" w:eastAsia="Times New Roman" w:hAnsi="Times New Roman"/>
+          <w:b w:val="1"/>
+          <w:bCs w:val="1"/>
+          <w:rtl w:val="0"/>
+        </w:rPr>
+        <w:t xml:space="preserve">Resultado obtenido:</w:t>
+      </w:r>
+      <w:r>
+        <w:rPr>
+          <w:rFonts w:ascii="Times New Roman" w:cs="Times New Roman" w:eastAsia="Times New Roman" w:hAnsi="Times New Roman"/>
+          <w:rtl w:val="0"/>
+        </w:rPr>
+        <w:t xml:space="preserve"> Durante el primer intento de ejecución, no fue posible iniciar sesión con el afiliado en la apk móvil debido a un error de conexión con el backend (</w:t>
+      </w:r>
+      <w:r>
+        <w:rPr>
+          <w:rFonts w:ascii="Roboto Mono" w:cs="Roboto Mono" w:eastAsia="Roboto Mono" w:hAnsi="Roboto Mono"/>
+          <w:color w:val="188038"/>
+          <w:rtl w:val="0"/>
+        </w:rPr>
+        <w:t xml:space="preserve">192.168.0.4:3001</w:t>
+      </w:r>
+      <w:r>
+        <w:rPr>
+          <w:rFonts w:ascii="Times New Roman" w:cs="Times New Roman" w:eastAsia="Times New Roman" w:hAnsi="Times New Roman"/>
+          <w:rtl w:val="0"/>
+        </w:rPr>
+        <w:t xml:space="preserve">). La aplicación no permitió avanzar al flujo de consulta del plan nutricional. </w:t>
+      </w:r>
+    </w:p>
+    <w:p>
+      <w:pPr>
+        <w:rPr>
+          <w:rFonts w:ascii="Times New Roman" w:cs="Times New Roman" w:eastAsia="Times New Roman" w:hAnsi="Times New Roman"/>
+        </w:rPr>
+      </w:pPr>
+      <w:r>
+        <w:rPr>
+          <w:rtl w:val="0"/>
+        </w:rPr>
+      </w:r>
+    </w:p>
+    <w:p>
+      <w:pPr>
+        <w:rPr>
+          <w:rFonts w:ascii="Times New Roman" w:cs="Times New Roman" w:eastAsia="Times New Roman" w:hAnsi="Times New Roman"/>
+          <w:b w:val="1"/>
+          <w:bCs w:val="1"/>
+        </w:rPr>
+      </w:pPr>
+      <w:r>
+        <w:rPr>
+          <w:rFonts w:ascii="Times New Roman" w:cs="Times New Roman" w:eastAsia="Times New Roman" w:hAnsi="Times New Roman"/>
+          <w:b w:val="1"/>
+          <w:bCs w:val="1"/>
+          <w:rtl w:val="0"/>
+        </w:rPr>
+        <w:t xml:space="preserve">Observación sobre las historias relacionadas:</w:t>
+      </w:r>
+    </w:p>
+    <w:p>
+      <w:pPr>
+        <w:rPr>
+          <w:rFonts w:ascii="Times New Roman" w:cs="Times New Roman" w:eastAsia="Times New Roman" w:hAnsi="Times New Roman"/>
+        </w:rPr>
+      </w:pPr>
+      <w:r>
+        <w:rPr>
+          <w:rFonts w:ascii="Times New Roman" w:cs="Times New Roman" w:eastAsia="Times New Roman" w:hAnsi="Times New Roman"/>
+          <w:rtl w:val="0"/>
+        </w:rPr>
+        <w:t xml:space="preserve">Las pruebas están siendo realizadas tomando como referencia las funcionalidades actualmente implementadas y los criterios de validación definidos para las tareas del Sprint 1. De momento, se identifica la necesidad de realizar ajustes posteriores en la redacción y/o criterios de las historias de usuario relacionadas, los cuales serán tratados como una actividad de mejora del backlog. </w:t>
       </w:r>
     </w:p>
     <w:sectPr>
@@ -1875,8 +3995,121 @@
       </w:rPr>
     </w:lvl>
   </w:abstractNum>
+  <w:abstractNum w:abstractNumId="2">
+    <w:lvl w:ilvl="0">
+      <w:start w:val="1"/>
+      <w:numFmt w:val="bullet"/>
+      <w:lvlText w:val="●"/>
+      <w:lvlJc w:val="left"/>
+      <w:pPr>
+        <w:ind w:left="720" w:hanging="360"/>
+      </w:pPr>
+      <w:rPr>
+        <w:u w:val="none"/>
+      </w:rPr>
+    </w:lvl>
+    <w:lvl w:ilvl="1">
+      <w:start w:val="1"/>
+      <w:numFmt w:val="bullet"/>
+      <w:lvlText w:val="○"/>
+      <w:lvlJc w:val="left"/>
+      <w:pPr>
+        <w:ind w:left="1440" w:hanging="360"/>
+      </w:pPr>
+      <w:rPr>
+        <w:u w:val="none"/>
+      </w:rPr>
+    </w:lvl>
+    <w:lvl w:ilvl="2">
+      <w:start w:val="1"/>
+      <w:numFmt w:val="bullet"/>
+      <w:lvlText w:val="■"/>
+      <w:lvlJc w:val="left"/>
+      <w:pPr>
+        <w:ind w:left="2160" w:hanging="360"/>
+      </w:pPr>
+      <w:rPr>
+        <w:u w:val="none"/>
+      </w:rPr>
+    </w:lvl>
+    <w:lvl w:ilvl="3">
+      <w:start w:val="1"/>
+      <w:numFmt w:val="bullet"/>
+      <w:lvlText w:val="●"/>
+      <w:lvlJc w:val="left"/>
+      <w:pPr>
+        <w:ind w:left="2880" w:hanging="360"/>
+      </w:pPr>
+      <w:rPr>
+        <w:u w:val="none"/>
+      </w:rPr>
+    </w:lvl>
+    <w:lvl w:ilvl="4">
+      <w:start w:val="1"/>
+      <w:numFmt w:val="bullet"/>
+      <w:lvlText w:val="○"/>
+      <w:lvlJc w:val="left"/>
+      <w:pPr>
+        <w:ind w:left="3600" w:hanging="360"/>
+      </w:pPr>
+      <w:rPr>
+        <w:u w:val="none"/>
+      </w:rPr>
+    </w:lvl>
+    <w:lvl w:ilvl="5">
+      <w:start w:val="1"/>
+      <w:numFmt w:val="bullet"/>
+      <w:lvlText w:val="■"/>
+      <w:lvlJc w:val="left"/>
+      <w:pPr>
+        <w:ind w:left="4320" w:hanging="360"/>
+      </w:pPr>
+      <w:rPr>
+        <w:u w:val="none"/>
+      </w:rPr>
+    </w:lvl>
+    <w:lvl w:ilvl="6">
+      <w:start w:val="1"/>
+      <w:numFmt w:val="bullet"/>
+      <w:lvlText w:val="●"/>
+      <w:lvlJc w:val="left"/>
+      <w:pPr>
+        <w:ind w:left="5040" w:hanging="360"/>
+      </w:pPr>
+      <w:rPr>
+        <w:u w:val="none"/>
+      </w:rPr>
+    </w:lvl>
+    <w:lvl w:ilvl="7">
+      <w:start w:val="1"/>
+      <w:numFmt w:val="bullet"/>
+      <w:lvlText w:val="○"/>
+      <w:lvlJc w:val="left"/>
+      <w:pPr>
+        <w:ind w:left="5760" w:hanging="360"/>
+      </w:pPr>
+      <w:rPr>
+        <w:u w:val="none"/>
+      </w:rPr>
+    </w:lvl>
+    <w:lvl w:ilvl="8">
+      <w:start w:val="1"/>
+      <w:numFmt w:val="bullet"/>
+      <w:lvlText w:val="■"/>
+      <w:lvlJc w:val="left"/>
+      <w:pPr>
+        <w:ind w:left="6480" w:hanging="360"/>
+      </w:pPr>
+      <w:rPr>
+        <w:u w:val="none"/>
+      </w:rPr>
+    </w:lvl>
+  </w:abstractNum>
   <w:num w:numId="1">
     <w:abstractNumId w:val="1"/>
+  </w:num>
+  <w:num w:numId="2">
+    <w:abstractNumId w:val="2"/>
   </w:num>
 </w:numbering>
 </file>
@@ -2047,6 +4280,20 @@
     </w:rPr>
   </w:style>
   <w:style w:type="table" w:styleId="Table1">
+    <w:basedOn w:val="TableNormal"/>
+    <w:tblPr>
+      <w:tblStyleRowBandSize w:val="1"/>
+      <w:tblStyleColBandSize w:val="1"/>
+    </w:tblPr>
+  </w:style>
+  <w:style w:type="table" w:styleId="Table2">
+    <w:basedOn w:val="TableNormal"/>
+    <w:tblPr>
+      <w:tblStyleRowBandSize w:val="1"/>
+      <w:tblStyleColBandSize w:val="1"/>
+    </w:tblPr>
+  </w:style>
+  <w:style w:type="table" w:styleId="Table3">
     <w:basedOn w:val="TableNormal"/>
     <w:tblPr>
       <w:tblStyleRowBandSize w:val="1"/>
